--- a/docs/《林间回响》产品说明书.docx
+++ b/docs/《林间回响》产品说明书.docx
@@ -13,13 +13,13 @@
       </w:pPr>
       <w:r>
         <w:rPr>
-          <w:rFonts w:ascii="Times New Roman" w:hAnsi="Times New Roman" w:eastAsia="宋体"/>
+          <w:rFonts w:ascii="Times New Roman" w:hAnsi="Times New Roman" w:eastAsia="黑体"/>
           <w:b/>
           <w:i w:val="0"/>
-          <w:color w:val="1B5E3F"/>
-          <w:sz w:val="44"/>
+          <w:color w:val="000000"/>
+          <w:sz w:val="52"/>
         </w:rPr>
-        <w:t>《林间回响》城市鸟类宜居度声学诊断平台</w:t>
+        <w:t>《林间回响》</w:t>
       </w:r>
     </w:p>
     <w:p>
@@ -28,15 +28,34 @@
       </w:pPr>
       <w:r>
         <w:rPr>
-          <w:rFonts w:ascii="Times New Roman" w:hAnsi="Times New Roman" w:eastAsia="宋体"/>
+          <w:rFonts w:ascii="Times New Roman" w:hAnsi="Times New Roman" w:eastAsia="黑体"/>
           <w:b/>
           <w:i w:val="0"/>
-          <w:color w:val="22332A"/>
+          <w:color w:val="000000"/>
+          <w:sz w:val="44"/>
+        </w:rPr>
+        <w:t>城市鸟类宜居度声学诊断平台</w:t>
+      </w:r>
+    </w:p>
+    <w:p/>
+    <w:p>
+      <w:pPr>
+        <w:jc w:val="center"/>
+      </w:pPr>
+      <w:r>
+        <w:rPr>
+          <w:rFonts w:ascii="Times New Roman" w:hAnsi="Times New Roman" w:eastAsia="黑体"/>
+          <w:b w:val="0"/>
+          <w:i w:val="0"/>
+          <w:color w:val="000000"/>
           <w:sz w:val="36"/>
         </w:rPr>
-        <w:t>产品说明书</w:t>
+        <w:t>产 品 说 明 书</w:t>
       </w:r>
     </w:p>
+    <w:p/>
+    <w:p/>
+    <w:p/>
     <w:p/>
     <w:p>
       <w:pPr>
@@ -47,7 +66,8 @@
           <w:rFonts w:ascii="Times New Roman" w:hAnsi="Times New Roman" w:eastAsia="宋体"/>
           <w:b w:val="0"/>
           <w:i w:val="0"/>
-          <w:sz w:val="22"/>
+          <w:color w:val="000000"/>
+          <w:sz w:val="24"/>
         </w:rPr>
         <w:t>版本：V1.0（2026-08）</w:t>
       </w:r>
@@ -61,7 +81,8 @@
           <w:rFonts w:ascii="Times New Roman" w:hAnsi="Times New Roman" w:eastAsia="宋体"/>
           <w:b w:val="0"/>
           <w:i w:val="0"/>
-          <w:sz w:val="22"/>
+          <w:color w:val="000000"/>
+          <w:sz w:val="24"/>
         </w:rPr>
         <w:t>产品形态：Android 应用 + 公共地图网页 + 云端服务</w:t>
       </w:r>
@@ -75,7 +96,8 @@
           <w:rFonts w:ascii="Times New Roman" w:hAnsi="Times New Roman" w:eastAsia="宋体"/>
           <w:b w:val="0"/>
           <w:i w:val="0"/>
-          <w:sz w:val="22"/>
+          <w:color w:val="000000"/>
+          <w:sz w:val="24"/>
         </w:rPr>
         <w:t>一句话定位：用鸟声读懂城市，让每一片绿地拥有可量化的生态温度</w:t>
       </w:r>
@@ -86,27 +108,30 @@
       </w:r>
     </w:p>
     <w:p>
+      <w:pPr>
+        <w:spacing w:before="360" w:after="200"/>
+      </w:pPr>
       <w:r>
         <w:rPr>
-          <w:rFonts w:ascii="Times New Roman" w:hAnsi="Times New Roman" w:eastAsia="宋体"/>
+          <w:rFonts w:ascii="Times New Roman" w:hAnsi="Times New Roman" w:eastAsia="黑体"/>
           <w:b/>
           <w:i w:val="0"/>
-          <w:color w:val="1B5E3F"/>
+          <w:color w:val="000000"/>
           <w:sz w:val="32"/>
         </w:rPr>
-        <w:t>产品说明书目录</w:t>
+        <w:t>目录</w:t>
       </w:r>
     </w:p>
     <w:p>
       <w:pPr>
-        <w:spacing w:after="60"/>
-        <w:ind w:left="283"/>
+        <w:spacing w:line="360" w:lineRule="auto"/>
       </w:pPr>
       <w:r>
         <w:rPr>
           <w:rFonts w:ascii="Times New Roman" w:hAnsi="Times New Roman" w:eastAsia="宋体"/>
           <w:b w:val="0"/>
           <w:i w:val="0"/>
+          <w:color w:val="000000"/>
           <w:sz w:val="21"/>
         </w:rPr>
         <w:t>一、产品概述</w:t>
@@ -114,14 +139,14 @@
     </w:p>
     <w:p>
       <w:pPr>
-        <w:spacing w:after="60"/>
-        <w:ind w:left="283"/>
+        <w:spacing w:line="360" w:lineRule="auto"/>
       </w:pPr>
       <w:r>
         <w:rPr>
           <w:rFonts w:ascii="Times New Roman" w:hAnsi="Times New Roman" w:eastAsia="宋体"/>
           <w:b w:val="0"/>
           <w:i w:val="0"/>
+          <w:color w:val="000000"/>
           <w:sz w:val="21"/>
         </w:rPr>
         <w:t>二、产品价值</w:t>
@@ -129,14 +154,14 @@
     </w:p>
     <w:p>
       <w:pPr>
-        <w:spacing w:after="60"/>
-        <w:ind w:left="283"/>
+        <w:spacing w:line="360" w:lineRule="auto"/>
       </w:pPr>
       <w:r>
         <w:rPr>
           <w:rFonts w:ascii="Times New Roman" w:hAnsi="Times New Roman" w:eastAsia="宋体"/>
           <w:b w:val="0"/>
           <w:i w:val="0"/>
+          <w:color w:val="000000"/>
           <w:sz w:val="21"/>
         </w:rPr>
         <w:t>三、App 端功能详解</w:t>
@@ -144,14 +169,14 @@
     </w:p>
     <w:p>
       <w:pPr>
-        <w:spacing w:after="60"/>
-        <w:ind w:left="283"/>
+        <w:spacing w:line="360" w:lineRule="auto"/>
       </w:pPr>
       <w:r>
         <w:rPr>
           <w:rFonts w:ascii="Times New Roman" w:hAnsi="Times New Roman" w:eastAsia="宋体"/>
           <w:b w:val="0"/>
           <w:i w:val="0"/>
+          <w:color w:val="000000"/>
           <w:sz w:val="21"/>
         </w:rPr>
         <w:t>四、公共地图网页功能详解</w:t>
@@ -159,14 +184,14 @@
     </w:p>
     <w:p>
       <w:pPr>
-        <w:spacing w:after="60"/>
-        <w:ind w:left="283"/>
+        <w:spacing w:line="360" w:lineRule="auto"/>
       </w:pPr>
       <w:r>
         <w:rPr>
           <w:rFonts w:ascii="Times New Roman" w:hAnsi="Times New Roman" w:eastAsia="宋体"/>
           <w:b w:val="0"/>
           <w:i w:val="0"/>
+          <w:color w:val="000000"/>
           <w:sz w:val="21"/>
         </w:rPr>
         <w:t>五、典型应用场景</w:t>
@@ -174,14 +199,14 @@
     </w:p>
     <w:p>
       <w:pPr>
-        <w:spacing w:after="60"/>
-        <w:ind w:left="283"/>
+        <w:spacing w:line="360" w:lineRule="auto"/>
       </w:pPr>
       <w:r>
         <w:rPr>
           <w:rFonts w:ascii="Times New Roman" w:hAnsi="Times New Roman" w:eastAsia="宋体"/>
           <w:b w:val="0"/>
           <w:i w:val="0"/>
+          <w:color w:val="000000"/>
           <w:sz w:val="21"/>
         </w:rPr>
         <w:t>六、隐私与数据安全</w:t>
@@ -189,14 +214,14 @@
     </w:p>
     <w:p>
       <w:pPr>
-        <w:spacing w:after="60"/>
-        <w:ind w:left="283"/>
+        <w:spacing w:line="360" w:lineRule="auto"/>
       </w:pPr>
       <w:r>
         <w:rPr>
           <w:rFonts w:ascii="Times New Roman" w:hAnsi="Times New Roman" w:eastAsia="宋体"/>
           <w:b w:val="0"/>
           <w:i w:val="0"/>
+          <w:color w:val="000000"/>
           <w:sz w:val="21"/>
         </w:rPr>
         <w:t>七、总结与展望</w:t>
@@ -204,14 +229,14 @@
     </w:p>
     <w:p>
       <w:pPr>
-        <w:spacing w:after="60"/>
-        <w:ind w:left="283"/>
+        <w:spacing w:line="360" w:lineRule="auto"/>
       </w:pPr>
       <w:r>
         <w:rPr>
           <w:rFonts w:ascii="Times New Roman" w:hAnsi="Times New Roman" w:eastAsia="宋体"/>
           <w:b w:val="0"/>
           <w:i w:val="0"/>
+          <w:color w:val="000000"/>
           <w:sz w:val="21"/>
         </w:rPr>
         <w:t>附录 A：名词解释</w:t>
@@ -223,24 +248,30 @@
       </w:r>
     </w:p>
     <w:p>
+      <w:pPr>
+        <w:spacing w:before="360" w:after="200"/>
+      </w:pPr>
       <w:r>
         <w:rPr>
-          <w:rFonts w:ascii="Times New Roman" w:hAnsi="Times New Roman" w:eastAsia="宋体"/>
+          <w:rFonts w:ascii="Times New Roman" w:hAnsi="Times New Roman" w:eastAsia="黑体"/>
           <w:b/>
           <w:i w:val="0"/>
-          <w:color w:val="1B5E3F"/>
+          <w:color w:val="000000"/>
           <w:sz w:val="32"/>
         </w:rPr>
         <w:t>一、产品概述</w:t>
       </w:r>
     </w:p>
     <w:p>
+      <w:pPr>
+        <w:spacing w:before="240" w:after="120"/>
+      </w:pPr>
       <w:r>
         <w:rPr>
-          <w:rFonts w:ascii="Times New Roman" w:hAnsi="Times New Roman" w:eastAsia="宋体"/>
+          <w:rFonts w:ascii="Times New Roman" w:hAnsi="Times New Roman" w:eastAsia="黑体"/>
           <w:b/>
           <w:i w:val="0"/>
-          <w:color w:val="22332A"/>
+          <w:color w:val="000000"/>
           <w:sz w:val="26"/>
         </w:rPr>
         <w:t>1.1 产品定位</w:t>
@@ -248,13 +279,15 @@
     </w:p>
     <w:p>
       <w:pPr>
-        <w:spacing w:after="60"/>
+        <w:spacing w:line="360" w:lineRule="auto"/>
+        <w:ind w:firstLine="420"/>
       </w:pPr>
       <w:r>
         <w:rPr>
           <w:rFonts w:ascii="Times New Roman" w:hAnsi="Times New Roman" w:eastAsia="宋体"/>
           <w:b w:val="0"/>
           <w:i w:val="0"/>
+          <w:color w:val="000000"/>
           <w:sz w:val="21"/>
         </w:rPr>
         <w:t>《林间回响》是一款面向公众的「城市鸟类宜居度声学诊断平台」。用户使用手机录制一段环境声音（1～2 分钟），系统通过内置的鸟声识别引擎与生态声学算法，自动回答三个问题：这里有哪些鸟？这里的声环境质量如何？这片绿地「适不适合鸟住」？并给出 0–100 分的宜居度评分。</w:t>
@@ -262,13 +295,15 @@
     </w:p>
     <w:p>
       <w:pPr>
-        <w:spacing w:after="60"/>
+        <w:spacing w:line="360" w:lineRule="auto"/>
+        <w:ind w:firstLine="420"/>
       </w:pPr>
       <w:r>
         <w:rPr>
           <w:rFonts w:ascii="Times New Roman" w:hAnsi="Times New Roman" w:eastAsia="宋体"/>
           <w:b w:val="0"/>
           <w:i w:val="0"/>
+          <w:color w:val="000000"/>
           <w:sz w:val="21"/>
         </w:rPr>
         <w:t>产品由三部分组成：</w:t>
@@ -277,13 +312,14 @@
     <w:p>
       <w:pPr>
         <w:pStyle w:val="ListBullet"/>
-        <w:spacing w:after="40"/>
+        <w:spacing w:line="360" w:lineRule="auto" w:after="40"/>
       </w:pPr>
       <w:r>
         <w:rPr>
           <w:rFonts w:ascii="Times New Roman" w:hAnsi="Times New Roman" w:eastAsia="宋体"/>
           <w:b w:val="0"/>
           <w:i w:val="0"/>
+          <w:color w:val="000000"/>
           <w:sz w:val="21"/>
         </w:rPr>
         <w:t>Android App（H5 应用）：随身携带的录音与分析终端，支持录音识别、结果解读、地区记录与数据管理；</w:t>
@@ -292,13 +328,14 @@
     <w:p>
       <w:pPr>
         <w:pStyle w:val="ListBullet"/>
-        <w:spacing w:after="40"/>
+        <w:spacing w:line="360" w:lineRule="auto" w:after="40"/>
       </w:pPr>
       <w:r>
         <w:rPr>
           <w:rFonts w:ascii="Times New Roman" w:hAnsi="Times New Roman" w:eastAsia="宋体"/>
           <w:b w:val="0"/>
           <w:i w:val="0"/>
+          <w:color w:val="000000"/>
           <w:sz w:val="21"/>
         </w:rPr>
         <w:t>公共地图网页：全体用户的采样汇聚成「城市鸟类宜居度热力图」，支持浏览、检索、对比、分析与数据导出；</w:t>
@@ -307,25 +344,29 @@
     <w:p>
       <w:pPr>
         <w:pStyle w:val="ListBullet"/>
-        <w:spacing w:after="40"/>
+        <w:spacing w:line="360" w:lineRule="auto" w:after="40"/>
       </w:pPr>
       <w:r>
         <w:rPr>
           <w:rFonts w:ascii="Times New Roman" w:hAnsi="Times New Roman" w:eastAsia="宋体"/>
           <w:b w:val="0"/>
           <w:i w:val="0"/>
+          <w:color w:val="000000"/>
           <w:sz w:val="21"/>
         </w:rPr>
         <w:t>云端服务：承担音频解码、BirdNET 推理、声学指数计算、公共数据聚合与账号云同步。</w:t>
       </w:r>
     </w:p>
     <w:p>
+      <w:pPr>
+        <w:spacing w:before="240" w:after="120"/>
+      </w:pPr>
       <w:r>
         <w:rPr>
-          <w:rFonts w:ascii="Times New Roman" w:hAnsi="Times New Roman" w:eastAsia="宋体"/>
+          <w:rFonts w:ascii="Times New Roman" w:hAnsi="Times New Roman" w:eastAsia="黑体"/>
           <w:b/>
           <w:i w:val="0"/>
-          <w:color w:val="22332A"/>
+          <w:color w:val="000000"/>
           <w:sz w:val="26"/>
         </w:rPr>
         <w:t>1.2 一句话介绍</w:t>
@@ -333,25 +374,30 @@
     </w:p>
     <w:p>
       <w:pPr>
-        <w:spacing w:after="60"/>
+        <w:spacing w:line="360" w:lineRule="auto"/>
+        <w:ind w:firstLine="420"/>
       </w:pPr>
       <w:r>
         <w:rPr>
           <w:rFonts w:ascii="Times New Roman" w:hAnsi="Times New Roman" w:eastAsia="宋体"/>
           <w:b w:val="0"/>
           <w:i w:val="0"/>
+          <w:color w:val="000000"/>
           <w:sz w:val="21"/>
         </w:rPr>
         <w:t>「用鸟声读懂城市」——把生态声学实验室级别的分析能力装进手机，让每个普通人都能成为城市生态的观测者。</w:t>
       </w:r>
     </w:p>
     <w:p>
+      <w:pPr>
+        <w:spacing w:before="240" w:after="120"/>
+      </w:pPr>
       <w:r>
         <w:rPr>
-          <w:rFonts w:ascii="Times New Roman" w:hAnsi="Times New Roman" w:eastAsia="宋体"/>
+          <w:rFonts w:ascii="Times New Roman" w:hAnsi="Times New Roman" w:eastAsia="黑体"/>
           <w:b/>
           <w:i w:val="0"/>
-          <w:color w:val="22332A"/>
+          <w:color w:val="000000"/>
           <w:sz w:val="26"/>
         </w:rPr>
         <w:t>1.3 目标用户</w:t>
@@ -359,30 +405,36 @@
     </w:p>
     <w:tbl>
       <w:tblPr>
-        <w:tblStyle w:val="TableGrid"/>
         <w:tblW w:type="auto" w:w="0"/>
         <w:jc w:val="center"/>
+        <w:tblLayout w:type="fixed"/>
         <w:tblLook w:firstColumn="1" w:firstRow="1" w:lastColumn="0" w:lastRow="0" w:noHBand="0" w:noVBand="1" w:val="04A0"/>
       </w:tblPr>
       <w:tblGrid>
-        <w:gridCol w:w="3173"/>
-        <w:gridCol w:w="3173"/>
-        <w:gridCol w:w="3173"/>
+        <w:gridCol w:w="3022"/>
+        <w:gridCol w:w="3022"/>
+        <w:gridCol w:w="3022"/>
       </w:tblGrid>
       <w:tr>
         <w:tc>
           <w:tcPr>
             <w:tcW w:type="dxa" w:w="1814"/>
-            <w:shd w:val="clear" w:fill="1B5E3F"/>
+            <w:tcBorders>
+              <w:top w:val="single" w:sz="12" w:color="000000"/>
+              <w:bottom w:val="single" w:sz="6" w:color="000000"/>
+            </w:tcBorders>
           </w:tcPr>
           <w:p>
+            <w:pPr>
+              <w:jc w:val="center"/>
+            </w:pPr>
             <w:r/>
             <w:r>
               <w:rPr>
-                <w:rFonts w:ascii="Times New Roman" w:hAnsi="Times New Roman" w:eastAsia="宋体"/>
+                <w:rFonts w:ascii="Times New Roman" w:hAnsi="Times New Roman" w:eastAsia="黑体"/>
                 <w:b/>
                 <w:i w:val="0"/>
-                <w:color w:val="FFFFFF"/>
+                <w:color w:val="000000"/>
                 <w:sz w:val="20"/>
               </w:rPr>
               <w:t>用户群体</w:t>
@@ -392,16 +444,22 @@
         <w:tc>
           <w:tcPr>
             <w:tcW w:type="dxa" w:w="2551"/>
-            <w:shd w:val="clear" w:fill="1B5E3F"/>
+            <w:tcBorders>
+              <w:top w:val="single" w:sz="12" w:color="000000"/>
+              <w:bottom w:val="single" w:sz="6" w:color="000000"/>
+            </w:tcBorders>
           </w:tcPr>
           <w:p>
+            <w:pPr>
+              <w:jc w:val="center"/>
+            </w:pPr>
             <w:r/>
             <w:r>
               <w:rPr>
-                <w:rFonts w:ascii="Times New Roman" w:hAnsi="Times New Roman" w:eastAsia="宋体"/>
+                <w:rFonts w:ascii="Times New Roman" w:hAnsi="Times New Roman" w:eastAsia="黑体"/>
                 <w:b/>
                 <w:i w:val="0"/>
-                <w:color w:val="FFFFFF"/>
+                <w:color w:val="000000"/>
                 <w:sz w:val="20"/>
               </w:rPr>
               <w:t>使用场景</w:t>
@@ -411,16 +469,22 @@
         <w:tc>
           <w:tcPr>
             <w:tcW w:type="dxa" w:w="2551"/>
-            <w:shd w:val="clear" w:fill="1B5E3F"/>
+            <w:tcBorders>
+              <w:top w:val="single" w:sz="12" w:color="000000"/>
+              <w:bottom w:val="single" w:sz="6" w:color="000000"/>
+            </w:tcBorders>
           </w:tcPr>
           <w:p>
+            <w:pPr>
+              <w:jc w:val="center"/>
+            </w:pPr>
             <w:r/>
             <w:r>
               <w:rPr>
-                <w:rFonts w:ascii="Times New Roman" w:hAnsi="Times New Roman" w:eastAsia="宋体"/>
+                <w:rFonts w:ascii="Times New Roman" w:hAnsi="Times New Roman" w:eastAsia="黑体"/>
                 <w:b/>
                 <w:i w:val="0"/>
-                <w:color w:val="FFFFFF"/>
+                <w:color w:val="000000"/>
                 <w:sz w:val="20"/>
               </w:rPr>
               <w:t>核心诉求</w:t>
@@ -432,14 +496,19 @@
         <w:tc>
           <w:tcPr>
             <w:tcW w:type="dxa" w:w="1814"/>
+            <w:tcBorders/>
           </w:tcPr>
           <w:p>
+            <w:pPr>
+              <w:jc w:val="center"/>
+            </w:pPr>
             <w:r/>
             <w:r>
               <w:rPr>
                 <w:rFonts w:ascii="Times New Roman" w:hAnsi="Times New Roman" w:eastAsia="宋体"/>
                 <w:b w:val="0"/>
                 <w:i w:val="0"/>
+                <w:color w:val="000000"/>
                 <w:sz w:val="20"/>
               </w:rPr>
               <w:t>观鸟爱好者</w:t>
@@ -449,14 +518,19 @@
         <w:tc>
           <w:tcPr>
             <w:tcW w:type="dxa" w:w="2551"/>
+            <w:tcBorders/>
           </w:tcPr>
           <w:p>
+            <w:pPr>
+              <w:jc w:val="center"/>
+            </w:pPr>
             <w:r/>
             <w:r>
               <w:rPr>
                 <w:rFonts w:ascii="Times New Roman" w:hAnsi="Times New Roman" w:eastAsia="宋体"/>
                 <w:b w:val="0"/>
                 <w:i w:val="0"/>
+                <w:color w:val="000000"/>
                 <w:sz w:val="20"/>
               </w:rPr>
               <w:t>外出观鸟时随手录音</w:t>
@@ -466,14 +540,19 @@
         <w:tc>
           <w:tcPr>
             <w:tcW w:type="dxa" w:w="2551"/>
+            <w:tcBorders/>
           </w:tcPr>
           <w:p>
+            <w:pPr>
+              <w:jc w:val="center"/>
+            </w:pPr>
             <w:r/>
             <w:r>
               <w:rPr>
                 <w:rFonts w:ascii="Times New Roman" w:hAnsi="Times New Roman" w:eastAsia="宋体"/>
                 <w:b w:val="0"/>
                 <w:i w:val="0"/>
+                <w:color w:val="000000"/>
                 <w:sz w:val="20"/>
               </w:rPr>
               <w:t>识别鸟种、记录分布</w:t>
@@ -485,14 +564,19 @@
         <w:tc>
           <w:tcPr>
             <w:tcW w:type="dxa" w:w="1814"/>
+            <w:tcBorders/>
           </w:tcPr>
           <w:p>
+            <w:pPr>
+              <w:jc w:val="center"/>
+            </w:pPr>
             <w:r/>
             <w:r>
               <w:rPr>
                 <w:rFonts w:ascii="Times New Roman" w:hAnsi="Times New Roman" w:eastAsia="宋体"/>
                 <w:b w:val="0"/>
                 <w:i w:val="0"/>
+                <w:color w:val="000000"/>
                 <w:sz w:val="20"/>
               </w:rPr>
               <w:t>学生 / 参赛团队</w:t>
@@ -502,14 +586,19 @@
         <w:tc>
           <w:tcPr>
             <w:tcW w:type="dxa" w:w="2551"/>
+            <w:tcBorders/>
           </w:tcPr>
           <w:p>
+            <w:pPr>
+              <w:jc w:val="center"/>
+            </w:pPr>
             <w:r/>
             <w:r>
               <w:rPr>
                 <w:rFonts w:ascii="Times New Roman" w:hAnsi="Times New Roman" w:eastAsia="宋体"/>
                 <w:b w:val="0"/>
                 <w:i w:val="0"/>
+                <w:color w:val="000000"/>
                 <w:sz w:val="20"/>
               </w:rPr>
               <w:t>课程设计、竞赛论文</w:t>
@@ -519,14 +608,19 @@
         <w:tc>
           <w:tcPr>
             <w:tcW w:type="dxa" w:w="2551"/>
+            <w:tcBorders/>
           </w:tcPr>
           <w:p>
+            <w:pPr>
+              <w:jc w:val="center"/>
+            </w:pPr>
             <w:r/>
             <w:r>
               <w:rPr>
                 <w:rFonts w:ascii="Times New Roman" w:hAnsi="Times New Roman" w:eastAsia="宋体"/>
                 <w:b w:val="0"/>
                 <w:i w:val="0"/>
+                <w:color w:val="000000"/>
                 <w:sz w:val="20"/>
               </w:rPr>
               <w:t>获取可分析的数据与图表</w:t>
@@ -538,14 +632,19 @@
         <w:tc>
           <w:tcPr>
             <w:tcW w:type="dxa" w:w="1814"/>
+            <w:tcBorders/>
           </w:tcPr>
           <w:p>
+            <w:pPr>
+              <w:jc w:val="center"/>
+            </w:pPr>
             <w:r/>
             <w:r>
               <w:rPr>
                 <w:rFonts w:ascii="Times New Roman" w:hAnsi="Times New Roman" w:eastAsia="宋体"/>
                 <w:b w:val="0"/>
                 <w:i w:val="0"/>
+                <w:color w:val="000000"/>
                 <w:sz w:val="20"/>
               </w:rPr>
               <w:t>普通市民</w:t>
@@ -555,14 +654,19 @@
         <w:tc>
           <w:tcPr>
             <w:tcW w:type="dxa" w:w="2551"/>
+            <w:tcBorders/>
           </w:tcPr>
           <w:p>
+            <w:pPr>
+              <w:jc w:val="center"/>
+            </w:pPr>
             <w:r/>
             <w:r>
               <w:rPr>
                 <w:rFonts w:ascii="Times New Roman" w:hAnsi="Times New Roman" w:eastAsia="宋体"/>
                 <w:b w:val="0"/>
                 <w:i w:val="0"/>
+                <w:color w:val="000000"/>
                 <w:sz w:val="20"/>
               </w:rPr>
               <w:t>公园散步时好奇身边的鸟</w:t>
@@ -572,14 +676,19 @@
         <w:tc>
           <w:tcPr>
             <w:tcW w:type="dxa" w:w="2551"/>
+            <w:tcBorders/>
           </w:tcPr>
           <w:p>
+            <w:pPr>
+              <w:jc w:val="center"/>
+            </w:pPr>
             <w:r/>
             <w:r>
               <w:rPr>
                 <w:rFonts w:ascii="Times New Roman" w:hAnsi="Times New Roman" w:eastAsia="宋体"/>
                 <w:b w:val="0"/>
                 <w:i w:val="0"/>
+                <w:color w:val="000000"/>
                 <w:sz w:val="20"/>
               </w:rPr>
               <w:t>了解城市生态、参与公民科学</w:t>
@@ -591,14 +700,19 @@
         <w:tc>
           <w:tcPr>
             <w:tcW w:type="dxa" w:w="1814"/>
+            <w:tcBorders/>
           </w:tcPr>
           <w:p>
+            <w:pPr>
+              <w:jc w:val="center"/>
+            </w:pPr>
             <w:r/>
             <w:r>
               <w:rPr>
                 <w:rFonts w:ascii="Times New Roman" w:hAnsi="Times New Roman" w:eastAsia="宋体"/>
                 <w:b w:val="0"/>
                 <w:i w:val="0"/>
+                <w:color w:val="000000"/>
                 <w:sz w:val="20"/>
               </w:rPr>
               <w:t>科研人员（辅助）</w:t>
@@ -608,14 +722,19 @@
         <w:tc>
           <w:tcPr>
             <w:tcW w:type="dxa" w:w="2551"/>
+            <w:tcBorders/>
           </w:tcPr>
           <w:p>
+            <w:pPr>
+              <w:jc w:val="center"/>
+            </w:pPr>
             <w:r/>
             <w:r>
               <w:rPr>
                 <w:rFonts w:ascii="Times New Roman" w:hAnsi="Times New Roman" w:eastAsia="宋体"/>
                 <w:b w:val="0"/>
                 <w:i w:val="0"/>
+                <w:color w:val="000000"/>
                 <w:sz w:val="20"/>
               </w:rPr>
               <w:t>城市生态声学调查</w:t>
@@ -625,14 +744,19 @@
         <w:tc>
           <w:tcPr>
             <w:tcW w:type="dxa" w:w="2551"/>
+            <w:tcBorders/>
           </w:tcPr>
           <w:p>
+            <w:pPr>
+              <w:jc w:val="center"/>
+            </w:pPr>
             <w:r/>
             <w:r>
               <w:rPr>
                 <w:rFonts w:ascii="Times New Roman" w:hAnsi="Times New Roman" w:eastAsia="宋体"/>
                 <w:b w:val="0"/>
                 <w:i w:val="0"/>
+                <w:color w:val="000000"/>
                 <w:sz w:val="20"/>
               </w:rPr>
               <w:t>低成本、可重复的监测手段</w:t>
@@ -644,14 +768,21 @@
         <w:tc>
           <w:tcPr>
             <w:tcW w:type="dxa" w:w="1814"/>
+            <w:tcBorders>
+              <w:bottom w:val="single" w:sz="12" w:color="000000"/>
+            </w:tcBorders>
           </w:tcPr>
           <w:p>
+            <w:pPr>
+              <w:jc w:val="center"/>
+            </w:pPr>
             <w:r/>
             <w:r>
               <w:rPr>
                 <w:rFonts w:ascii="Times New Roman" w:hAnsi="Times New Roman" w:eastAsia="宋体"/>
                 <w:b w:val="0"/>
                 <w:i w:val="0"/>
+                <w:color w:val="000000"/>
                 <w:sz w:val="20"/>
               </w:rPr>
               <w:t>城市管理者（潜在）</w:t>
@@ -661,14 +792,21 @@
         <w:tc>
           <w:tcPr>
             <w:tcW w:type="dxa" w:w="2551"/>
+            <w:tcBorders>
+              <w:bottom w:val="single" w:sz="12" w:color="000000"/>
+            </w:tcBorders>
           </w:tcPr>
           <w:p>
+            <w:pPr>
+              <w:jc w:val="center"/>
+            </w:pPr>
             <w:r/>
             <w:r>
               <w:rPr>
                 <w:rFonts w:ascii="Times New Roman" w:hAnsi="Times New Roman" w:eastAsia="宋体"/>
                 <w:b w:val="0"/>
                 <w:i w:val="0"/>
+                <w:color w:val="000000"/>
                 <w:sz w:val="20"/>
               </w:rPr>
               <w:t>绿地生态质量评估</w:t>
@@ -678,14 +816,21 @@
         <w:tc>
           <w:tcPr>
             <w:tcW w:type="dxa" w:w="2551"/>
+            <w:tcBorders>
+              <w:bottom w:val="single" w:sz="12" w:color="000000"/>
+            </w:tcBorders>
           </w:tcPr>
           <w:p>
+            <w:pPr>
+              <w:jc w:val="center"/>
+            </w:pPr>
             <w:r/>
             <w:r>
               <w:rPr>
                 <w:rFonts w:ascii="Times New Roman" w:hAnsi="Times New Roman" w:eastAsia="宋体"/>
                 <w:b w:val="0"/>
                 <w:i w:val="0"/>
+                <w:color w:val="000000"/>
                 <w:sz w:val="20"/>
               </w:rPr>
               <w:t>为规划提供参考指标</w:t>
@@ -695,12 +840,20 @@
       </w:tr>
     </w:tbl>
     <w:p>
+      <w:pPr>
+        <w:spacing w:after="40"/>
+      </w:pPr>
+    </w:p>
+    <w:p>
+      <w:pPr>
+        <w:spacing w:before="240" w:after="120"/>
+      </w:pPr>
       <w:r>
         <w:rPr>
-          <w:rFonts w:ascii="Times New Roman" w:hAnsi="Times New Roman" w:eastAsia="宋体"/>
+          <w:rFonts w:ascii="Times New Roman" w:hAnsi="Times New Roman" w:eastAsia="黑体"/>
           <w:b/>
           <w:i w:val="0"/>
-          <w:color w:val="22332A"/>
+          <w:color w:val="000000"/>
           <w:sz w:val="26"/>
         </w:rPr>
         <w:t>1.4 核心理念</w:t>
@@ -708,13 +861,15 @@
     </w:p>
     <w:p>
       <w:pPr>
-        <w:spacing w:after="60"/>
+        <w:spacing w:line="360" w:lineRule="auto"/>
+        <w:ind w:firstLine="420"/>
       </w:pPr>
       <w:r>
         <w:rPr>
           <w:rFonts w:ascii="Times New Roman" w:hAnsi="Times New Roman" w:eastAsia="宋体"/>
           <w:b w:val="0"/>
           <w:i w:val="0"/>
+          <w:color w:val="000000"/>
           <w:sz w:val="21"/>
         </w:rPr>
         <w:t>鸟鸣是生物多样性的「声学指纹」。传统鸟类调查依赖专业人员逐点人工计数，成本高、覆盖小、难以重复。本产品以被动声学监测（Passive Acoustic Monitoring）为方法论，用算法替代人耳，将「听到了什么」转化为「这片环境对鸟类友不友好」的可量化结论，使公众以极低成本参与到持续、大范围、可复现的城市生态观测中——这正是「公民科学」的精髓。</w:t>
@@ -722,23 +877,34 @@
     </w:p>
     <w:p>
       <w:r>
+        <w:br w:type="page"/>
+      </w:r>
+    </w:p>
+    <w:p>
+      <w:pPr>
+        <w:spacing w:before="360" w:after="200"/>
+      </w:pPr>
+      <w:r>
         <w:rPr>
-          <w:rFonts w:ascii="Times New Roman" w:hAnsi="Times New Roman" w:eastAsia="宋体"/>
+          <w:rFonts w:ascii="Times New Roman" w:hAnsi="Times New Roman" w:eastAsia="黑体"/>
           <w:b/>
           <w:i w:val="0"/>
-          <w:color w:val="1B5E3F"/>
+          <w:color w:val="000000"/>
           <w:sz w:val="32"/>
         </w:rPr>
         <w:t>二、产品价值</w:t>
       </w:r>
     </w:p>
     <w:p>
+      <w:pPr>
+        <w:spacing w:before="240" w:after="120"/>
+      </w:pPr>
       <w:r>
         <w:rPr>
-          <w:rFonts w:ascii="Times New Roman" w:hAnsi="Times New Roman" w:eastAsia="宋体"/>
+          <w:rFonts w:ascii="Times New Roman" w:hAnsi="Times New Roman" w:eastAsia="黑体"/>
           <w:b/>
           <w:i w:val="0"/>
-          <w:color w:val="22332A"/>
+          <w:color w:val="000000"/>
           <w:sz w:val="26"/>
         </w:rPr>
         <w:t>2.1 科学价值</w:t>
@@ -747,13 +913,14 @@
     <w:p>
       <w:pPr>
         <w:pStyle w:val="ListBullet"/>
-        <w:spacing w:after="40"/>
+        <w:spacing w:line="360" w:lineRule="auto" w:after="40"/>
       </w:pPr>
       <w:r>
         <w:rPr>
           <w:rFonts w:ascii="Times New Roman" w:hAnsi="Times New Roman" w:eastAsia="宋体"/>
           <w:b w:val="0"/>
           <w:i w:val="0"/>
+          <w:color w:val="000000"/>
           <w:sz w:val="21"/>
         </w:rPr>
         <w:t>声学指数体系：内置 ACI（声学复杂度）、NDSI（归一化声景）、ADI（声学多样性）、H（声学熵）四个国际通用生态声学指数，口径与 Pieretti（2011）、Kasten（2012）等文献一致；</w:t>
@@ -762,13 +929,14 @@
     <w:p>
       <w:pPr>
         <w:pStyle w:val="ListBullet"/>
-        <w:spacing w:after="40"/>
+        <w:spacing w:line="360" w:lineRule="auto" w:after="40"/>
       </w:pPr>
       <w:r>
         <w:rPr>
           <w:rFonts w:ascii="Times New Roman" w:hAnsi="Times New Roman" w:eastAsia="宋体"/>
           <w:b w:val="0"/>
           <w:i w:val="0"/>
+          <w:color w:val="000000"/>
           <w:sz w:val="21"/>
         </w:rPr>
         <w:t>鸟声识别：采用国际主流 BirdNET（GLOBAL 6K V2.4）模型本地推理，可识别 6500+ 物种（国内部署加载中国鸟种配置），识别结果与生态声学指标融合，形成「物种—声景—噪声」三位一体的宜居度模型；</w:t>
@@ -777,13 +945,14 @@
     <w:p>
       <w:pPr>
         <w:pStyle w:val="ListBullet"/>
-        <w:spacing w:after="40"/>
+        <w:spacing w:line="360" w:lineRule="auto" w:after="40"/>
       </w:pPr>
       <w:r>
         <w:rPr>
           <w:rFonts w:ascii="Times New Roman" w:hAnsi="Times New Roman" w:eastAsia="宋体"/>
           <w:b w:val="0"/>
           <w:i w:val="0"/>
+          <w:color w:val="000000"/>
           <w:sz w:val="21"/>
         </w:rPr>
         <w:t>可重复性：同一录音重复分析结果一致，支持时间序列监测（同一地区多次采样 → 趋势分析），为「城市生态随时间如何变化」提供数据基础；</w:t>
@@ -792,25 +961,29 @@
     <w:p>
       <w:pPr>
         <w:pStyle w:val="ListBullet"/>
-        <w:spacing w:after="40"/>
+        <w:spacing w:line="360" w:lineRule="auto" w:after="40"/>
       </w:pPr>
       <w:r>
         <w:rPr>
           <w:rFonts w:ascii="Times New Roman" w:hAnsi="Times New Roman" w:eastAsia="宋体"/>
           <w:b w:val="0"/>
           <w:i w:val="0"/>
+          <w:color w:val="000000"/>
           <w:sz w:val="21"/>
         </w:rPr>
         <w:t>低成本：硬件仅需一部手机，软件免费，单人即可完成过去需要一个团队的工作。</w:t>
       </w:r>
     </w:p>
     <w:p>
+      <w:pPr>
+        <w:spacing w:before="240" w:after="120"/>
+      </w:pPr>
       <w:r>
         <w:rPr>
-          <w:rFonts w:ascii="Times New Roman" w:hAnsi="Times New Roman" w:eastAsia="宋体"/>
+          <w:rFonts w:ascii="Times New Roman" w:hAnsi="Times New Roman" w:eastAsia="黑体"/>
           <w:b/>
           <w:i w:val="0"/>
-          <w:color w:val="22332A"/>
+          <w:color w:val="000000"/>
           <w:sz w:val="26"/>
         </w:rPr>
         <w:t>2.2 社会价值</w:t>
@@ -819,13 +992,14 @@
     <w:p>
       <w:pPr>
         <w:pStyle w:val="ListBullet"/>
-        <w:spacing w:after="40"/>
+        <w:spacing w:line="360" w:lineRule="auto" w:after="40"/>
       </w:pPr>
       <w:r>
         <w:rPr>
           <w:rFonts w:ascii="Times New Roman" w:hAnsi="Times New Roman" w:eastAsia="宋体"/>
           <w:b w:val="0"/>
           <w:i w:val="0"/>
+          <w:color w:val="000000"/>
           <w:sz w:val="21"/>
         </w:rPr>
         <w:t>唤醒生态意识：让公众直观看到「哪里鸟多、哪里鸟少」，理解噪声与生物多样性的关系；</w:t>
@@ -834,13 +1008,14 @@
     <w:p>
       <w:pPr>
         <w:pStyle w:val="ListBullet"/>
-        <w:spacing w:after="40"/>
+        <w:spacing w:line="360" w:lineRule="auto" w:after="40"/>
       </w:pPr>
       <w:r>
         <w:rPr>
           <w:rFonts w:ascii="Times New Roman" w:hAnsi="Times New Roman" w:eastAsia="宋体"/>
           <w:b w:val="0"/>
           <w:i w:val="0"/>
+          <w:color w:val="000000"/>
           <w:sz w:val="21"/>
         </w:rPr>
         <w:t>公众参与式监测：用户即传感器，众包构建城市生物多样性数据库；</w:t>
@@ -849,25 +1024,29 @@
     <w:p>
       <w:pPr>
         <w:pStyle w:val="ListBullet"/>
-        <w:spacing w:after="40"/>
+        <w:spacing w:line="360" w:lineRule="auto" w:after="40"/>
       </w:pPr>
       <w:r>
         <w:rPr>
           <w:rFonts w:ascii="Times New Roman" w:hAnsi="Times New Roman" w:eastAsia="宋体"/>
           <w:b w:val="0"/>
           <w:i w:val="0"/>
+          <w:color w:val="000000"/>
           <w:sz w:val="21"/>
         </w:rPr>
         <w:t>科普教育：内置 121 种常见鸟图鉴与图文使用说明，降低观鸟门槛。</w:t>
       </w:r>
     </w:p>
     <w:p>
+      <w:pPr>
+        <w:spacing w:before="240" w:after="120"/>
+      </w:pPr>
       <w:r>
         <w:rPr>
-          <w:rFonts w:ascii="Times New Roman" w:hAnsi="Times New Roman" w:eastAsia="宋体"/>
+          <w:rFonts w:ascii="Times New Roman" w:hAnsi="Times New Roman" w:eastAsia="黑体"/>
           <w:b/>
           <w:i w:val="0"/>
-          <w:color w:val="22332A"/>
+          <w:color w:val="000000"/>
           <w:sz w:val="26"/>
         </w:rPr>
         <w:t>2.3 教育价值（竞赛 / 课程设计）</w:t>
@@ -876,13 +1055,14 @@
     <w:p>
       <w:pPr>
         <w:pStyle w:val="ListBullet"/>
-        <w:spacing w:after="40"/>
+        <w:spacing w:line="360" w:lineRule="auto" w:after="40"/>
       </w:pPr>
       <w:r>
         <w:rPr>
           <w:rFonts w:ascii="Times New Roman" w:hAnsi="Times New Roman" w:eastAsia="宋体"/>
           <w:b w:val="0"/>
           <w:i w:val="0"/>
+          <w:color w:val="000000"/>
           <w:sz w:val="21"/>
         </w:rPr>
         <w:t>完整的产品闭环：从录音采集、算法分析、数据可视化到公共服务，覆盖「传感器—算法—数据—应用」全链路；</w:t>
@@ -891,13 +1071,14 @@
     <w:p>
       <w:pPr>
         <w:pStyle w:val="ListBullet"/>
-        <w:spacing w:after="40"/>
+        <w:spacing w:line="360" w:lineRule="auto" w:after="40"/>
       </w:pPr>
       <w:r>
         <w:rPr>
           <w:rFonts w:ascii="Times New Roman" w:hAnsi="Times New Roman" w:eastAsia="宋体"/>
           <w:b w:val="0"/>
           <w:i w:val="0"/>
+          <w:color w:val="000000"/>
           <w:sz w:val="21"/>
         </w:rPr>
         <w:t>真实可用的数据管道：公共地图支持导出 CSV（聚合 / 明细两种粒度），可直接导入 MATLAB / Excel 开展统计分析；</w:t>
@@ -906,25 +1087,29 @@
     <w:p>
       <w:pPr>
         <w:pStyle w:val="ListBullet"/>
-        <w:spacing w:after="40"/>
+        <w:spacing w:line="360" w:lineRule="auto" w:after="40"/>
       </w:pPr>
       <w:r>
         <w:rPr>
           <w:rFonts w:ascii="Times New Roman" w:hAnsi="Times New Roman" w:eastAsia="宋体"/>
           <w:b w:val="0"/>
           <w:i w:val="0"/>
+          <w:color w:val="000000"/>
           <w:sz w:val="21"/>
         </w:rPr>
         <w:t>算法可解释：宜居度由生物多样性、声环境质量、人为噪声三个可解释维度加权耦合而成，适合论文论证。</w:t>
       </w:r>
     </w:p>
     <w:p>
+      <w:pPr>
+        <w:spacing w:before="240" w:after="120"/>
+      </w:pPr>
       <w:r>
         <w:rPr>
-          <w:rFonts w:ascii="Times New Roman" w:hAnsi="Times New Roman" w:eastAsia="宋体"/>
+          <w:rFonts w:ascii="Times New Roman" w:hAnsi="Times New Roman" w:eastAsia="黑体"/>
           <w:b/>
           <w:i w:val="0"/>
-          <w:color w:val="22332A"/>
+          <w:color w:val="000000"/>
           <w:sz w:val="26"/>
         </w:rPr>
         <w:t>2.4 应用价值</w:t>
@@ -933,13 +1118,14 @@
     <w:p>
       <w:pPr>
         <w:pStyle w:val="ListBullet"/>
-        <w:spacing w:after="40"/>
+        <w:spacing w:line="360" w:lineRule="auto" w:after="40"/>
       </w:pPr>
       <w:r>
         <w:rPr>
           <w:rFonts w:ascii="Times New Roman" w:hAnsi="Times New Roman" w:eastAsia="宋体"/>
           <w:b w:val="0"/>
           <w:i w:val="0"/>
+          <w:color w:val="000000"/>
           <w:sz w:val="21"/>
         </w:rPr>
         <w:t>城市绿地质检：快速评估公园、滨水绿地、社区花园的生态质量，为规划与养护提供参考；</w:t>
@@ -948,13 +1134,14 @@
     <w:p>
       <w:pPr>
         <w:pStyle w:val="ListBullet"/>
-        <w:spacing w:after="40"/>
+        <w:spacing w:line="360" w:lineRule="auto" w:after="40"/>
       </w:pPr>
       <w:r>
         <w:rPr>
           <w:rFonts w:ascii="Times New Roman" w:hAnsi="Times New Roman" w:eastAsia="宋体"/>
           <w:b w:val="0"/>
           <w:i w:val="0"/>
+          <w:color w:val="000000"/>
           <w:sz w:val="21"/>
         </w:rPr>
         <w:t>环境评价辅助：噪声影响评估、生态修复效果的「前后对比」监测；</w:t>
@@ -963,13 +1150,14 @@
     <w:p>
       <w:pPr>
         <w:pStyle w:val="ListBullet"/>
-        <w:spacing w:after="40"/>
+        <w:spacing w:line="360" w:lineRule="auto" w:after="40"/>
       </w:pPr>
       <w:r>
         <w:rPr>
           <w:rFonts w:ascii="Times New Roman" w:hAnsi="Times New Roman" w:eastAsia="宋体"/>
           <w:b w:val="0"/>
           <w:i w:val="0"/>
+          <w:color w:val="000000"/>
           <w:sz w:val="21"/>
         </w:rPr>
         <w:t>数据资产：公共地图按地区聚合的多期数据可支撑城市生态画像与年报。</w:t>
@@ -981,12 +1169,15 @@
       </w:r>
     </w:p>
     <w:p>
+      <w:pPr>
+        <w:spacing w:before="360" w:after="200"/>
+      </w:pPr>
       <w:r>
         <w:rPr>
-          <w:rFonts w:ascii="Times New Roman" w:hAnsi="Times New Roman" w:eastAsia="宋体"/>
+          <w:rFonts w:ascii="Times New Roman" w:hAnsi="Times New Roman" w:eastAsia="黑体"/>
           <w:b/>
           <w:i w:val="0"/>
-          <w:color w:val="1B5E3F"/>
+          <w:color w:val="000000"/>
           <w:sz w:val="32"/>
         </w:rPr>
         <w:t>三、App 端功能详解</w:t>
@@ -994,25 +1185,30 @@
     </w:p>
     <w:p>
       <w:pPr>
-        <w:spacing w:after="60"/>
+        <w:spacing w:line="360" w:lineRule="auto"/>
+        <w:ind w:firstLine="420"/>
       </w:pPr>
       <w:r>
         <w:rPr>
           <w:rFonts w:ascii="Times New Roman" w:hAnsi="Times New Roman" w:eastAsia="宋体"/>
           <w:b w:val="0"/>
           <w:i w:val="0"/>
+          <w:color w:val="000000"/>
           <w:sz w:val="21"/>
         </w:rPr>
         <w:t>App 为手机端主入口，采用「底部导航」组织：首页 / 识别 / 记录 / 我的 四大板块。</w:t>
       </w:r>
     </w:p>
     <w:p>
+      <w:pPr>
+        <w:spacing w:before="240" w:after="120"/>
+      </w:pPr>
       <w:r>
         <w:rPr>
-          <w:rFonts w:ascii="Times New Roman" w:hAnsi="Times New Roman" w:eastAsia="宋体"/>
+          <w:rFonts w:ascii="Times New Roman" w:hAnsi="Times New Roman" w:eastAsia="黑体"/>
           <w:b/>
           <w:i w:val="0"/>
-          <w:color w:val="22332A"/>
+          <w:color w:val="000000"/>
           <w:sz w:val="26"/>
         </w:rPr>
         <w:t>3.1 首页</w:t>
@@ -1021,13 +1217,14 @@
     <w:p>
       <w:pPr>
         <w:pStyle w:val="ListBullet"/>
-        <w:spacing w:after="40"/>
+        <w:spacing w:line="360" w:lineRule="auto" w:after="40"/>
       </w:pPr>
       <w:r>
         <w:rPr>
           <w:rFonts w:ascii="Times New Roman" w:hAnsi="Times New Roman" w:eastAsia="宋体"/>
           <w:b w:val="0"/>
           <w:i w:val="0"/>
+          <w:color w:val="000000"/>
           <w:sz w:val="21"/>
         </w:rPr>
         <w:t>录音 / 导入入口：两种方式发起分析——「实时录音」（长按录制，最多 60 秒）与「导入环境录音」（选择本地音频文件，支持 wav/mp3/m4a/webm 等常见格式）；</w:t>
@@ -1036,13 +1233,14 @@
     <w:p>
       <w:pPr>
         <w:pStyle w:val="ListBullet"/>
-        <w:spacing w:after="40"/>
+        <w:spacing w:line="360" w:lineRule="auto" w:after="40"/>
       </w:pPr>
       <w:r>
         <w:rPr>
           <w:rFonts w:ascii="Times New Roman" w:hAnsi="Times New Roman" w:eastAsia="宋体"/>
           <w:b w:val="0"/>
           <w:i w:val="0"/>
+          <w:color w:val="000000"/>
           <w:sz w:val="21"/>
         </w:rPr>
         <w:t>公共地图入口：一键跳转公共地图网页（系统浏览器打开），查看全城宜居度；</w:t>
@@ -1051,13 +1249,14 @@
     <w:p>
       <w:pPr>
         <w:pStyle w:val="ListBullet"/>
-        <w:spacing w:after="40"/>
+        <w:spacing w:line="360" w:lineRule="auto" w:after="40"/>
       </w:pPr>
       <w:r>
         <w:rPr>
           <w:rFonts w:ascii="Times New Roman" w:hAnsi="Times New Roman" w:eastAsia="宋体"/>
           <w:b w:val="0"/>
           <w:i w:val="0"/>
+          <w:color w:val="000000"/>
           <w:sz w:val="21"/>
         </w:rPr>
         <w:t>工具行：分享二维码（扫码直达公共地图网页）、鸟种图鉴；</w:t>
@@ -1066,25 +1265,29 @@
     <w:p>
       <w:pPr>
         <w:pStyle w:val="ListBullet"/>
-        <w:spacing w:after="40"/>
+        <w:spacing w:line="360" w:lineRule="auto" w:after="40"/>
       </w:pPr>
       <w:r>
         <w:rPr>
           <w:rFonts w:ascii="Times New Roman" w:hAnsi="Times New Roman" w:eastAsia="宋体"/>
           <w:b w:val="0"/>
           <w:i w:val="0"/>
+          <w:color w:val="000000"/>
           <w:sz w:val="21"/>
         </w:rPr>
         <w:t>方法学卡片：解释「为什么用声音」的技术逻辑。</w:t>
       </w:r>
     </w:p>
     <w:p>
+      <w:pPr>
+        <w:spacing w:before="240" w:after="120"/>
+      </w:pPr>
       <w:r>
         <w:rPr>
-          <w:rFonts w:ascii="Times New Roman" w:hAnsi="Times New Roman" w:eastAsia="宋体"/>
+          <w:rFonts w:ascii="Times New Roman" w:hAnsi="Times New Roman" w:eastAsia="黑体"/>
           <w:b/>
           <w:i w:val="0"/>
-          <w:color w:val="22332A"/>
+          <w:color w:val="000000"/>
           <w:sz w:val="26"/>
         </w:rPr>
         <w:t>3.2 录音与识别</w:t>
@@ -1092,13 +1295,15 @@
     </w:p>
     <w:p>
       <w:pPr>
-        <w:spacing w:after="60"/>
+        <w:spacing w:line="360" w:lineRule="auto"/>
+        <w:ind w:firstLine="420"/>
       </w:pPr>
       <w:r>
         <w:rPr>
           <w:rFonts w:ascii="Times New Roman" w:hAnsi="Times New Roman" w:eastAsia="宋体"/>
           <w:b w:val="0"/>
           <w:i w:val="0"/>
+          <w:color w:val="000000"/>
           <w:sz w:val="21"/>
         </w:rPr>
         <w:t>录音结束后自动上传至云端分析（也可在设置页切换本地演示模式）。分析引擎链路：</w:t>
@@ -1106,14 +1311,14 @@
     </w:p>
     <w:p>
       <w:pPr>
-        <w:spacing w:after="60"/>
-        <w:ind w:left="283"/>
+        <w:spacing w:line="360" w:lineRule="auto"/>
       </w:pPr>
       <w:r>
         <w:rPr>
           <w:rFonts w:ascii="Times New Roman" w:hAnsi="Times New Roman" w:eastAsia="宋体"/>
           <w:b w:val="0"/>
           <w:i w:val="0"/>
+          <w:color w:val="000000"/>
           <w:sz w:val="21"/>
         </w:rPr>
         <w:t>音频解码 → 重采样 48kHz → 单声道 → 高通滤波降噪 → BirdNET 鸟声识别 + 声学指数计算 → 宜居度合成。</w:t>
@@ -1121,25 +1326,30 @@
     </w:p>
     <w:p>
       <w:pPr>
-        <w:spacing w:after="60"/>
+        <w:spacing w:line="360" w:lineRule="auto"/>
+        <w:ind w:firstLine="420"/>
       </w:pPr>
       <w:r>
         <w:rPr>
           <w:rFonts w:ascii="Times New Roman" w:hAnsi="Times New Roman" w:eastAsia="宋体"/>
           <w:b w:val="0"/>
           <w:i w:val="0"/>
+          <w:color w:val="000000"/>
           <w:sz w:val="21"/>
         </w:rPr>
         <w:t>识别结果包括：识别到的主要鸟种（含拉丁学名、置信度、出现频次、时段）、鸟声活动度、声学指数、宜居度评分。</w:t>
       </w:r>
     </w:p>
     <w:p>
+      <w:pPr>
+        <w:spacing w:before="240" w:after="120"/>
+      </w:pPr>
       <w:r>
         <w:rPr>
-          <w:rFonts w:ascii="Times New Roman" w:hAnsi="Times New Roman" w:eastAsia="宋体"/>
+          <w:rFonts w:ascii="Times New Roman" w:hAnsi="Times New Roman" w:eastAsia="黑体"/>
           <w:b/>
           <w:i w:val="0"/>
-          <w:color w:val="22332A"/>
+          <w:color w:val="000000"/>
           <w:sz w:val="26"/>
         </w:rPr>
         <w:t>3.3 分析结果页</w:t>
@@ -1147,30 +1357,36 @@
     </w:p>
     <w:tbl>
       <w:tblPr>
-        <w:tblStyle w:val="TableGrid"/>
         <w:tblW w:type="auto" w:w="0"/>
         <w:jc w:val="center"/>
+        <w:tblLayout w:type="fixed"/>
         <w:tblLook w:firstColumn="1" w:firstRow="1" w:lastColumn="0" w:lastRow="0" w:noHBand="0" w:noVBand="1" w:val="04A0"/>
       </w:tblPr>
       <w:tblGrid>
-        <w:gridCol w:w="3173"/>
-        <w:gridCol w:w="3173"/>
-        <w:gridCol w:w="3173"/>
+        <w:gridCol w:w="3022"/>
+        <w:gridCol w:w="3022"/>
+        <w:gridCol w:w="3022"/>
       </w:tblGrid>
       <w:tr>
         <w:tc>
           <w:tcPr>
             <w:tcW w:type="dxa" w:w="1814"/>
-            <w:shd w:val="clear" w:fill="1B5E3F"/>
+            <w:tcBorders>
+              <w:top w:val="single" w:sz="12" w:color="000000"/>
+              <w:bottom w:val="single" w:sz="6" w:color="000000"/>
+            </w:tcBorders>
           </w:tcPr>
           <w:p>
+            <w:pPr>
+              <w:jc w:val="center"/>
+            </w:pPr>
             <w:r/>
             <w:r>
               <w:rPr>
-                <w:rFonts w:ascii="Times New Roman" w:hAnsi="Times New Roman" w:eastAsia="宋体"/>
+                <w:rFonts w:ascii="Times New Roman" w:hAnsi="Times New Roman" w:eastAsia="黑体"/>
                 <w:b/>
                 <w:i w:val="0"/>
-                <w:color w:val="FFFFFF"/>
+                <w:color w:val="000000"/>
                 <w:sz w:val="20"/>
               </w:rPr>
               <w:t>模块</w:t>
@@ -1180,16 +1396,22 @@
         <w:tc>
           <w:tcPr>
             <w:tcW w:type="dxa" w:w="3685"/>
-            <w:shd w:val="clear" w:fill="1B5E3F"/>
+            <w:tcBorders>
+              <w:top w:val="single" w:sz="12" w:color="000000"/>
+              <w:bottom w:val="single" w:sz="6" w:color="000000"/>
+            </w:tcBorders>
           </w:tcPr>
           <w:p>
+            <w:pPr>
+              <w:jc w:val="center"/>
+            </w:pPr>
             <w:r/>
             <w:r>
               <w:rPr>
-                <w:rFonts w:ascii="Times New Roman" w:hAnsi="Times New Roman" w:eastAsia="宋体"/>
+                <w:rFonts w:ascii="Times New Roman" w:hAnsi="Times New Roman" w:eastAsia="黑体"/>
                 <w:b/>
                 <w:i w:val="0"/>
-                <w:color w:val="FFFFFF"/>
+                <w:color w:val="000000"/>
                 <w:sz w:val="20"/>
               </w:rPr>
               <w:t>内容</w:t>
@@ -1199,16 +1421,22 @@
         <w:tc>
           <w:tcPr>
             <w:tcW w:type="dxa" w:w="1417"/>
-            <w:shd w:val="clear" w:fill="1B5E3F"/>
+            <w:tcBorders>
+              <w:top w:val="single" w:sz="12" w:color="000000"/>
+              <w:bottom w:val="single" w:sz="6" w:color="000000"/>
+            </w:tcBorders>
           </w:tcPr>
           <w:p>
+            <w:pPr>
+              <w:jc w:val="center"/>
+            </w:pPr>
             <w:r/>
             <w:r>
               <w:rPr>
-                <w:rFonts w:ascii="Times New Roman" w:hAnsi="Times New Roman" w:eastAsia="宋体"/>
+                <w:rFonts w:ascii="Times New Roman" w:hAnsi="Times New Roman" w:eastAsia="黑体"/>
                 <w:b/>
                 <w:i w:val="0"/>
-                <w:color w:val="FFFFFF"/>
+                <w:color w:val="000000"/>
                 <w:sz w:val="20"/>
               </w:rPr>
               <w:t>用户价值</w:t>
@@ -1220,14 +1448,19 @@
         <w:tc>
           <w:tcPr>
             <w:tcW w:type="dxa" w:w="1814"/>
+            <w:tcBorders/>
           </w:tcPr>
           <w:p>
+            <w:pPr>
+              <w:jc w:val="center"/>
+            </w:pPr>
             <w:r/>
             <w:r>
               <w:rPr>
                 <w:rFonts w:ascii="Times New Roman" w:hAnsi="Times New Roman" w:eastAsia="宋体"/>
                 <w:b w:val="0"/>
                 <w:i w:val="0"/>
+                <w:color w:val="000000"/>
                 <w:sz w:val="20"/>
               </w:rPr>
               <w:t>宜居度大分</w:t>
@@ -1237,14 +1470,19 @@
         <w:tc>
           <w:tcPr>
             <w:tcW w:type="dxa" w:w="3685"/>
+            <w:tcBorders/>
           </w:tcPr>
           <w:p>
+            <w:pPr>
+              <w:jc w:val="left"/>
+            </w:pPr>
             <w:r/>
             <w:r>
               <w:rPr>
                 <w:rFonts w:ascii="Times New Roman" w:hAnsi="Times New Roman" w:eastAsia="宋体"/>
                 <w:b w:val="0"/>
                 <w:i w:val="0"/>
+                <w:color w:val="000000"/>
                 <w:sz w:val="20"/>
               </w:rPr>
               <w:t>0–100 分 + 等级（宜居/一般/受压）+ 置信度</w:t>
@@ -1254,14 +1492,19 @@
         <w:tc>
           <w:tcPr>
             <w:tcW w:type="dxa" w:w="1417"/>
+            <w:tcBorders/>
           </w:tcPr>
           <w:p>
+            <w:pPr>
+              <w:jc w:val="center"/>
+            </w:pPr>
             <w:r/>
             <w:r>
               <w:rPr>
                 <w:rFonts w:ascii="Times New Roman" w:hAnsi="Times New Roman" w:eastAsia="宋体"/>
                 <w:b w:val="0"/>
                 <w:i w:val="0"/>
+                <w:color w:val="000000"/>
                 <w:sz w:val="20"/>
               </w:rPr>
               <w:t>一眼看懂绿地健康度</w:t>
@@ -1273,14 +1516,19 @@
         <w:tc>
           <w:tcPr>
             <w:tcW w:type="dxa" w:w="1814"/>
+            <w:tcBorders/>
           </w:tcPr>
           <w:p>
+            <w:pPr>
+              <w:jc w:val="center"/>
+            </w:pPr>
             <w:r/>
             <w:r>
               <w:rPr>
                 <w:rFonts w:ascii="Times New Roman" w:hAnsi="Times New Roman" w:eastAsia="宋体"/>
                 <w:b w:val="0"/>
                 <w:i w:val="0"/>
+                <w:color w:val="000000"/>
                 <w:sz w:val="20"/>
               </w:rPr>
               <w:t>生态维度</w:t>
@@ -1290,14 +1538,19 @@
         <w:tc>
           <w:tcPr>
             <w:tcW w:type="dxa" w:w="3685"/>
+            <w:tcBorders/>
           </w:tcPr>
           <w:p>
+            <w:pPr>
+              <w:jc w:val="left"/>
+            </w:pPr>
             <w:r/>
             <w:r>
               <w:rPr>
                 <w:rFonts w:ascii="Times New Roman" w:hAnsi="Times New Roman" w:eastAsia="宋体"/>
                 <w:b w:val="0"/>
                 <w:i w:val="0"/>
+                <w:color w:val="000000"/>
                 <w:sz w:val="20"/>
               </w:rPr>
               <w:t>生物多样性 bio / 声环境 sound / 人为噪声 noise</w:t>
@@ -1307,14 +1560,19 @@
         <w:tc>
           <w:tcPr>
             <w:tcW w:type="dxa" w:w="1417"/>
+            <w:tcBorders/>
           </w:tcPr>
           <w:p>
+            <w:pPr>
+              <w:jc w:val="center"/>
+            </w:pPr>
             <w:r/>
             <w:r>
               <w:rPr>
                 <w:rFonts w:ascii="Times New Roman" w:hAnsi="Times New Roman" w:eastAsia="宋体"/>
                 <w:b w:val="0"/>
                 <w:i w:val="0"/>
+                <w:color w:val="000000"/>
                 <w:sz w:val="20"/>
               </w:rPr>
               <w:t>理解评分来源</w:t>
@@ -1326,14 +1584,19 @@
         <w:tc>
           <w:tcPr>
             <w:tcW w:type="dxa" w:w="1814"/>
+            <w:tcBorders/>
           </w:tcPr>
           <w:p>
+            <w:pPr>
+              <w:jc w:val="center"/>
+            </w:pPr>
             <w:r/>
             <w:r>
               <w:rPr>
                 <w:rFonts w:ascii="Times New Roman" w:hAnsi="Times New Roman" w:eastAsia="宋体"/>
                 <w:b w:val="0"/>
                 <w:i w:val="0"/>
+                <w:color w:val="000000"/>
                 <w:sz w:val="20"/>
               </w:rPr>
               <w:t>物种列表</w:t>
@@ -1343,14 +1606,19 @@
         <w:tc>
           <w:tcPr>
             <w:tcW w:type="dxa" w:w="3685"/>
+            <w:tcBorders/>
           </w:tcPr>
           <w:p>
+            <w:pPr>
+              <w:jc w:val="left"/>
+            </w:pPr>
             <w:r/>
             <w:r>
               <w:rPr>
                 <w:rFonts w:ascii="Times New Roman" w:hAnsi="Times New Roman" w:eastAsia="宋体"/>
                 <w:b w:val="0"/>
                 <w:i w:val="0"/>
+                <w:color w:val="000000"/>
                 <w:sz w:val="20"/>
               </w:rPr>
               <w:t>识别到的鸟种（名称/学名/置信度/频率/时段）</w:t>
@@ -1360,14 +1628,19 @@
         <w:tc>
           <w:tcPr>
             <w:tcW w:type="dxa" w:w="1417"/>
+            <w:tcBorders/>
           </w:tcPr>
           <w:p>
+            <w:pPr>
+              <w:jc w:val="center"/>
+            </w:pPr>
             <w:r/>
             <w:r>
               <w:rPr>
                 <w:rFonts w:ascii="Times New Roman" w:hAnsi="Times New Roman" w:eastAsia="宋体"/>
                 <w:b w:val="0"/>
                 <w:i w:val="0"/>
+                <w:color w:val="000000"/>
                 <w:sz w:val="20"/>
               </w:rPr>
               <w:t>回答「有什么鸟」</w:t>
@@ -1379,14 +1652,19 @@
         <w:tc>
           <w:tcPr>
             <w:tcW w:type="dxa" w:w="1814"/>
+            <w:tcBorders/>
           </w:tcPr>
           <w:p>
+            <w:pPr>
+              <w:jc w:val="center"/>
+            </w:pPr>
             <w:r/>
             <w:r>
               <w:rPr>
                 <w:rFonts w:ascii="Times New Roman" w:hAnsi="Times New Roman" w:eastAsia="宋体"/>
                 <w:b w:val="0"/>
                 <w:i w:val="0"/>
+                <w:color w:val="000000"/>
                 <w:sz w:val="20"/>
               </w:rPr>
               <w:t>声学指数</w:t>
@@ -1396,14 +1674,19 @@
         <w:tc>
           <w:tcPr>
             <w:tcW w:type="dxa" w:w="3685"/>
+            <w:tcBorders/>
           </w:tcPr>
           <w:p>
+            <w:pPr>
+              <w:jc w:val="left"/>
+            </w:pPr>
             <w:r/>
             <w:r>
               <w:rPr>
                 <w:rFonts w:ascii="Times New Roman" w:hAnsi="Times New Roman" w:eastAsia="宋体"/>
                 <w:b w:val="0"/>
                 <w:i w:val="0"/>
+                <w:color w:val="000000"/>
                 <w:sz w:val="20"/>
               </w:rPr>
               <w:t>ACI / NDSI / ADI / H 四项</w:t>
@@ -1413,14 +1696,19 @@
         <w:tc>
           <w:tcPr>
             <w:tcW w:type="dxa" w:w="1417"/>
+            <w:tcBorders/>
           </w:tcPr>
           <w:p>
+            <w:pPr>
+              <w:jc w:val="center"/>
+            </w:pPr>
             <w:r/>
             <w:r>
               <w:rPr>
                 <w:rFonts w:ascii="Times New Roman" w:hAnsi="Times New Roman" w:eastAsia="宋体"/>
                 <w:b w:val="0"/>
                 <w:i w:val="0"/>
+                <w:color w:val="000000"/>
                 <w:sz w:val="20"/>
               </w:rPr>
               <w:t>供专业分析</w:t>
@@ -1432,14 +1720,21 @@
         <w:tc>
           <w:tcPr>
             <w:tcW w:type="dxa" w:w="1814"/>
+            <w:tcBorders>
+              <w:bottom w:val="single" w:sz="12" w:color="000000"/>
+            </w:tcBorders>
           </w:tcPr>
           <w:p>
+            <w:pPr>
+              <w:jc w:val="center"/>
+            </w:pPr>
             <w:r/>
             <w:r>
               <w:rPr>
                 <w:rFonts w:ascii="Times New Roman" w:hAnsi="Times New Roman" w:eastAsia="宋体"/>
                 <w:b w:val="0"/>
                 <w:i w:val="0"/>
+                <w:color w:val="000000"/>
                 <w:sz w:val="20"/>
               </w:rPr>
               <w:t>时间热力图</w:t>
@@ -1449,14 +1744,21 @@
         <w:tc>
           <w:tcPr>
             <w:tcW w:type="dxa" w:w="3685"/>
+            <w:tcBorders>
+              <w:bottom w:val="single" w:sz="12" w:color="000000"/>
+            </w:tcBorders>
           </w:tcPr>
           <w:p>
+            <w:pPr>
+              <w:jc w:val="center"/>
+            </w:pPr>
             <w:r/>
             <w:r>
               <w:rPr>
                 <w:rFonts w:ascii="Times New Roman" w:hAnsi="Times New Roman" w:eastAsia="宋体"/>
                 <w:b w:val="0"/>
                 <w:i w:val="0"/>
+                <w:color w:val="000000"/>
                 <w:sz w:val="20"/>
               </w:rPr>
               <w:t>4×12 时频能量图</w:t>
@@ -1466,14 +1768,21 @@
         <w:tc>
           <w:tcPr>
             <w:tcW w:type="dxa" w:w="1417"/>
+            <w:tcBorders>
+              <w:bottom w:val="single" w:sz="12" w:color="000000"/>
+            </w:tcBorders>
           </w:tcPr>
           <w:p>
+            <w:pPr>
+              <w:jc w:val="center"/>
+            </w:pPr>
             <w:r/>
             <w:r>
               <w:rPr>
                 <w:rFonts w:ascii="Times New Roman" w:hAnsi="Times New Roman" w:eastAsia="宋体"/>
                 <w:b w:val="0"/>
                 <w:i w:val="0"/>
+                <w:color w:val="000000"/>
                 <w:sz w:val="20"/>
               </w:rPr>
               <w:t>直观看到鸟鸣节奏</w:t>
@@ -1484,26 +1793,35 @@
     </w:tbl>
     <w:p>
       <w:pPr>
+        <w:spacing w:after="40"/>
+      </w:pPr>
+    </w:p>
+    <w:p>
+      <w:pPr>
         <w:pStyle w:val="ListBullet"/>
-        <w:spacing w:after="40"/>
+        <w:spacing w:line="360" w:lineRule="auto" w:after="40"/>
       </w:pPr>
       <w:r>
         <w:rPr>
           <w:rFonts w:ascii="Times New Roman" w:hAnsi="Times New Roman" w:eastAsia="宋体"/>
           <w:b w:val="0"/>
           <w:i w:val="0"/>
+          <w:color w:val="000000"/>
           <w:sz w:val="21"/>
         </w:rPr>
         <w:t>导出报告：一键生成分析报告图片保存到相册，可用于记录与分享。</w:t>
       </w:r>
     </w:p>
     <w:p>
+      <w:pPr>
+        <w:spacing w:before="240" w:after="120"/>
+      </w:pPr>
       <w:r>
         <w:rPr>
-          <w:rFonts w:ascii="Times New Roman" w:hAnsi="Times New Roman" w:eastAsia="宋体"/>
+          <w:rFonts w:ascii="Times New Roman" w:hAnsi="Times New Roman" w:eastAsia="黑体"/>
           <w:b/>
           <w:i w:val="0"/>
-          <w:color w:val="22332A"/>
+          <w:color w:val="000000"/>
           <w:sz w:val="26"/>
         </w:rPr>
         <w:t>3.4 物种清单</w:t>
@@ -1511,25 +1829,30 @@
     </w:p>
     <w:p>
       <w:pPr>
-        <w:spacing w:after="60"/>
+        <w:spacing w:line="360" w:lineRule="auto"/>
+        <w:ind w:firstLine="420"/>
       </w:pPr>
       <w:r>
         <w:rPr>
           <w:rFonts w:ascii="Times New Roman" w:hAnsi="Times New Roman" w:eastAsia="宋体"/>
           <w:b w:val="0"/>
           <w:i w:val="0"/>
+          <w:color w:val="000000"/>
           <w:sz w:val="21"/>
         </w:rPr>
         <w:t>按置信度阈值（0.30–0.90 滑杆）过滤识别物种，支持按时段（清晨/上午/黄昏/全天）筛选；点击任意鸟名可直接打开鸟种图鉴查看该鸟的百科资料；顶栏「图鉴」可浏览全部 121 种常见鸟。</w:t>
       </w:r>
     </w:p>
     <w:p>
+      <w:pPr>
+        <w:spacing w:before="240" w:after="120"/>
+      </w:pPr>
       <w:r>
         <w:rPr>
-          <w:rFonts w:ascii="Times New Roman" w:hAnsi="Times New Roman" w:eastAsia="宋体"/>
+          <w:rFonts w:ascii="Times New Roman" w:hAnsi="Times New Roman" w:eastAsia="黑体"/>
           <w:b/>
           <w:i w:val="0"/>
-          <w:color w:val="22332A"/>
+          <w:color w:val="000000"/>
           <w:sz w:val="26"/>
         </w:rPr>
         <w:t>3.5 声学指数页</w:t>
@@ -1537,25 +1860,30 @@
     </w:p>
     <w:p>
       <w:pPr>
-        <w:spacing w:after="60"/>
+        <w:spacing w:line="360" w:lineRule="auto"/>
+        <w:ind w:firstLine="420"/>
       </w:pPr>
       <w:r>
         <w:rPr>
           <w:rFonts w:ascii="Times New Roman" w:hAnsi="Times New Roman" w:eastAsia="宋体"/>
           <w:b w:val="0"/>
           <w:i w:val="0"/>
+          <w:color w:val="000000"/>
           <w:sz w:val="21"/>
         </w:rPr>
         <w:t>逐项解释四个生态声学指数：ACI（声学复杂度，越高生物声越活跃）、NDSI（归一化声景，正值为生物声主导）、ADI（声学多样性，越接近 1 频带能量分布越均匀）、H（声学熵，声源分布均衡度）。每个指数附 0–100 的百分比展示与一句话解读，兼顾专业与易懂。</w:t>
       </w:r>
     </w:p>
     <w:p>
+      <w:pPr>
+        <w:spacing w:before="240" w:after="120"/>
+      </w:pPr>
       <w:r>
         <w:rPr>
-          <w:rFonts w:ascii="Times New Roman" w:hAnsi="Times New Roman" w:eastAsia="宋体"/>
+          <w:rFonts w:ascii="Times New Roman" w:hAnsi="Times New Roman" w:eastAsia="黑体"/>
           <w:b/>
           <w:i w:val="0"/>
-          <w:color w:val="22332A"/>
+          <w:color w:val="000000"/>
           <w:sz w:val="26"/>
         </w:rPr>
         <w:t>3.6 时间热力图</w:t>
@@ -1563,25 +1891,30 @@
     </w:p>
     <w:p>
       <w:pPr>
-        <w:spacing w:after="60"/>
+        <w:spacing w:line="360" w:lineRule="auto"/>
+        <w:ind w:firstLine="420"/>
       </w:pPr>
       <w:r>
         <w:rPr>
           <w:rFonts w:ascii="Times New Roman" w:hAnsi="Times New Roman" w:eastAsia="宋体"/>
           <w:b w:val="0"/>
           <w:i w:val="0"/>
+          <w:color w:val="000000"/>
           <w:sz w:val="21"/>
         </w:rPr>
         <w:t>将音频的短时傅里叶变换结果映射为 4×12 网格热力图（横轴时间、纵轴频段、颜色代表能量），让用户「看见」鸟鸣的节奏与分布，理解声学分析的数据基础。</w:t>
       </w:r>
     </w:p>
     <w:p>
+      <w:pPr>
+        <w:spacing w:before="240" w:after="120"/>
+      </w:pPr>
       <w:r>
         <w:rPr>
-          <w:rFonts w:ascii="Times New Roman" w:hAnsi="Times New Roman" w:eastAsia="宋体"/>
+          <w:rFonts w:ascii="Times New Roman" w:hAnsi="Times New Roman" w:eastAsia="黑体"/>
           <w:b/>
           <w:i w:val="0"/>
-          <w:color w:val="22332A"/>
+          <w:color w:val="000000"/>
           <w:sz w:val="26"/>
         </w:rPr>
         <w:t>3.7 宜居度详情</w:t>
@@ -1589,25 +1922,30 @@
     </w:p>
     <w:p>
       <w:pPr>
-        <w:spacing w:after="60"/>
+        <w:spacing w:line="360" w:lineRule="auto"/>
+        <w:ind w:firstLine="420"/>
       </w:pPr>
       <w:r>
         <w:rPr>
           <w:rFonts w:ascii="Times New Roman" w:hAnsi="Times New Roman" w:eastAsia="宋体"/>
           <w:b w:val="0"/>
           <w:i w:val="0"/>
+          <w:color w:val="000000"/>
           <w:sz w:val="21"/>
         </w:rPr>
         <w:t>展示宜居度评分的三维耦合：生物多样性、声环境质量、人为噪声占比，说明评分不是单一指标，而是生态声学综合判断。</w:t>
       </w:r>
     </w:p>
     <w:p>
+      <w:pPr>
+        <w:spacing w:before="240" w:after="120"/>
+      </w:pPr>
       <w:r>
         <w:rPr>
-          <w:rFonts w:ascii="Times New Roman" w:hAnsi="Times New Roman" w:eastAsia="宋体"/>
+          <w:rFonts w:ascii="Times New Roman" w:hAnsi="Times New Roman" w:eastAsia="黑体"/>
           <w:b/>
           <w:i w:val="0"/>
-          <w:color w:val="22332A"/>
+          <w:color w:val="000000"/>
           <w:sz w:val="26"/>
         </w:rPr>
         <w:t>3.8 地区记录</w:t>
@@ -1615,25 +1953,30 @@
     </w:p>
     <w:p>
       <w:pPr>
-        <w:spacing w:after="60"/>
+        <w:spacing w:line="360" w:lineRule="auto"/>
+        <w:ind w:firstLine="420"/>
       </w:pPr>
       <w:r>
         <w:rPr>
           <w:rFonts w:ascii="Times New Roman" w:hAnsi="Times New Roman" w:eastAsia="宋体"/>
           <w:b w:val="0"/>
           <w:i w:val="0"/>
+          <w:color w:val="000000"/>
           <w:sz w:val="21"/>
         </w:rPr>
         <w:t>可将分析结果保存为「地区记录」（如“苏堤 · 晨”），记录含坐标、评分、物种等快照；支持重命名、删除，并可一键「上传到公共地图」，成为城市共享数据的一员。</w:t>
       </w:r>
     </w:p>
     <w:p>
+      <w:pPr>
+        <w:spacing w:before="240" w:after="120"/>
+      </w:pPr>
       <w:r>
         <w:rPr>
-          <w:rFonts w:ascii="Times New Roman" w:hAnsi="Times New Roman" w:eastAsia="宋体"/>
+          <w:rFonts w:ascii="Times New Roman" w:hAnsi="Times New Roman" w:eastAsia="黑体"/>
           <w:b/>
           <w:i w:val="0"/>
-          <w:color w:val="22332A"/>
+          <w:color w:val="000000"/>
           <w:sz w:val="26"/>
         </w:rPr>
         <w:t>3.9 鸟种图鉴</w:t>
@@ -1641,25 +1984,30 @@
     </w:p>
     <w:p>
       <w:pPr>
-        <w:spacing w:after="60"/>
+        <w:spacing w:line="360" w:lineRule="auto"/>
+        <w:ind w:firstLine="420"/>
       </w:pPr>
       <w:r>
         <w:rPr>
           <w:rFonts w:ascii="Times New Roman" w:hAnsi="Times New Roman" w:eastAsia="宋体"/>
           <w:b w:val="0"/>
           <w:i w:val="0"/>
+          <w:color w:val="000000"/>
           <w:sz w:val="21"/>
         </w:rPr>
         <w:t>内置 121 种城市常见鸟百科：中文名/拉丁名、识别特征、生活习性、栖息环境、保护级别。App 与公共网页共用同一份数据（frontend/src/data/birdBook.js），保证口径一致。</w:t>
       </w:r>
     </w:p>
     <w:p>
+      <w:pPr>
+        <w:spacing w:before="240" w:after="120"/>
+      </w:pPr>
       <w:r>
         <w:rPr>
-          <w:rFonts w:ascii="Times New Roman" w:hAnsi="Times New Roman" w:eastAsia="宋体"/>
+          <w:rFonts w:ascii="Times New Roman" w:hAnsi="Times New Roman" w:eastAsia="黑体"/>
           <w:b/>
           <w:i w:val="0"/>
-          <w:color w:val="22332A"/>
+          <w:color w:val="000000"/>
           <w:sz w:val="26"/>
         </w:rPr>
         <w:t>3.10 账号体系</w:t>
@@ -1668,13 +2016,14 @@
     <w:p>
       <w:pPr>
         <w:pStyle w:val="ListBullet"/>
-        <w:spacing w:after="40"/>
+        <w:spacing w:line="360" w:lineRule="auto" w:after="40"/>
       </w:pPr>
       <w:r>
         <w:rPr>
           <w:rFonts w:ascii="Times New Roman" w:hAnsi="Times New Roman" w:eastAsia="宋体"/>
           <w:b w:val="0"/>
           <w:i w:val="0"/>
+          <w:color w:val="000000"/>
           <w:sz w:val="21"/>
         </w:rPr>
         <w:t>注册 / 登录：用户名 + 密码，Token 鉴权，支持游客模式离线使用；</w:t>
@@ -1683,13 +2032,14 @@
     <w:p>
       <w:pPr>
         <w:pStyle w:val="ListBullet"/>
-        <w:spacing w:after="40"/>
+        <w:spacing w:line="360" w:lineRule="auto" w:after="40"/>
       </w:pPr>
       <w:r>
         <w:rPr>
           <w:rFonts w:ascii="Times New Roman" w:hAnsi="Times New Roman" w:eastAsia="宋体"/>
           <w:b w:val="0"/>
           <w:i w:val="0"/>
+          <w:color w:val="000000"/>
           <w:sz w:val="21"/>
         </w:rPr>
         <w:t>公开署名：上传公共地图时可选「用户名」或「匿名」，尊重用户隐私选择；</w:t>
@@ -1698,25 +2048,29 @@
     <w:p>
       <w:pPr>
         <w:pStyle w:val="ListBullet"/>
-        <w:spacing w:after="40"/>
+        <w:spacing w:line="360" w:lineRule="auto" w:after="40"/>
       </w:pPr>
       <w:r>
         <w:rPr>
           <w:rFonts w:ascii="Times New Roman" w:hAnsi="Times New Roman" w:eastAsia="宋体"/>
           <w:b w:val="0"/>
           <w:i w:val="0"/>
+          <w:color w:val="000000"/>
           <w:sz w:val="21"/>
         </w:rPr>
         <w:t>修改密码：修改后强制重新登录。</w:t>
       </w:r>
     </w:p>
     <w:p>
+      <w:pPr>
+        <w:spacing w:before="240" w:after="120"/>
+      </w:pPr>
       <w:r>
         <w:rPr>
-          <w:rFonts w:ascii="Times New Roman" w:hAnsi="Times New Roman" w:eastAsia="宋体"/>
+          <w:rFonts w:ascii="Times New Roman" w:hAnsi="Times New Roman" w:eastAsia="黑体"/>
           <w:b/>
           <w:i w:val="0"/>
-          <w:color w:val="22332A"/>
+          <w:color w:val="000000"/>
           <w:sz w:val="26"/>
         </w:rPr>
         <w:t>3.11 云同步（换机不丢）</w:t>
@@ -1724,25 +2078,30 @@
     </w:p>
     <w:p>
       <w:pPr>
-        <w:spacing w:after="60"/>
+        <w:spacing w:line="360" w:lineRule="auto"/>
+        <w:ind w:firstLine="420"/>
       </w:pPr>
       <w:r>
         <w:rPr>
           <w:rFonts w:ascii="Times New Roman" w:hAnsi="Times New Roman" w:eastAsia="宋体"/>
           <w:b w:val="0"/>
           <w:i w:val="0"/>
+          <w:color w:val="000000"/>
           <w:sz w:val="21"/>
         </w:rPr>
         <w:t>登录后，本地分析历史、地区记录自动备份到账号云端；换机/重装后登录同一账号自动恢复，也可在「我的—数据」手动「备份到云端 / 从云端恢复」。数据以 JSON 快照整体存储（单账号单行，≤2MB）。</w:t>
       </w:r>
     </w:p>
     <w:p>
+      <w:pPr>
+        <w:spacing w:before="240" w:after="120"/>
+      </w:pPr>
       <w:r>
         <w:rPr>
-          <w:rFonts w:ascii="Times New Roman" w:hAnsi="Times New Roman" w:eastAsia="宋体"/>
+          <w:rFonts w:ascii="Times New Roman" w:hAnsi="Times New Roman" w:eastAsia="黑体"/>
           <w:b/>
           <w:i w:val="0"/>
-          <w:color w:val="22332A"/>
+          <w:color w:val="000000"/>
           <w:sz w:val="26"/>
         </w:rPr>
         <w:t>3.12 设置</w:t>
@@ -1751,13 +2110,14 @@
     <w:p>
       <w:pPr>
         <w:pStyle w:val="ListBullet"/>
-        <w:spacing w:after="40"/>
+        <w:spacing w:line="360" w:lineRule="auto" w:after="40"/>
       </w:pPr>
       <w:r>
         <w:rPr>
           <w:rFonts w:ascii="Times New Roman" w:hAnsi="Times New Roman" w:eastAsia="宋体"/>
           <w:b w:val="0"/>
           <w:i w:val="0"/>
+          <w:color w:val="000000"/>
           <w:sz w:val="21"/>
         </w:rPr>
         <w:t>识别参数：置信度阈值、后端地址、数据源模式（真实云端 / 本地演示）；</w:t>
@@ -1766,13 +2126,14 @@
     <w:p>
       <w:pPr>
         <w:pStyle w:val="ListBullet"/>
-        <w:spacing w:after="40"/>
+        <w:spacing w:line="360" w:lineRule="auto" w:after="40"/>
       </w:pPr>
       <w:r>
         <w:rPr>
           <w:rFonts w:ascii="Times New Roman" w:hAnsi="Times New Roman" w:eastAsia="宋体"/>
           <w:b w:val="0"/>
           <w:i w:val="0"/>
+          <w:color w:val="000000"/>
           <w:sz w:val="21"/>
         </w:rPr>
         <w:t>数据管理：云备份与恢复；</w:t>
@@ -1781,13 +2142,14 @@
     <w:p>
       <w:pPr>
         <w:pStyle w:val="ListBullet"/>
-        <w:spacing w:after="40"/>
+        <w:spacing w:line="360" w:lineRule="auto" w:after="40"/>
       </w:pPr>
       <w:r>
         <w:rPr>
           <w:rFonts w:ascii="Times New Roman" w:hAnsi="Times New Roman" w:eastAsia="宋体"/>
           <w:b w:val="0"/>
           <w:i w:val="0"/>
+          <w:color w:val="000000"/>
           <w:sz w:val="21"/>
         </w:rPr>
         <w:t>使用说明与关于：图文使用说明（含界面示意图）、方法学介绍、样例音频管理。</w:t>
@@ -1799,12 +2161,15 @@
       </w:r>
     </w:p>
     <w:p>
+      <w:pPr>
+        <w:spacing w:before="360" w:after="200"/>
+      </w:pPr>
       <w:r>
         <w:rPr>
-          <w:rFonts w:ascii="Times New Roman" w:hAnsi="Times New Roman" w:eastAsia="宋体"/>
+          <w:rFonts w:ascii="Times New Roman" w:hAnsi="Times New Roman" w:eastAsia="黑体"/>
           <w:b/>
           <w:i w:val="0"/>
-          <w:color w:val="1B5E3F"/>
+          <w:color w:val="000000"/>
           <w:sz w:val="32"/>
         </w:rPr>
         <w:t>四、公共地图网页功能详解</w:t>
@@ -1812,25 +2177,30 @@
     </w:p>
     <w:p>
       <w:pPr>
-        <w:spacing w:after="60"/>
+        <w:spacing w:line="360" w:lineRule="auto"/>
+        <w:ind w:firstLine="420"/>
       </w:pPr>
       <w:r>
         <w:rPr>
           <w:rFonts w:ascii="Times New Roman" w:hAnsi="Times New Roman" w:eastAsia="宋体"/>
           <w:b w:val="0"/>
           <w:i w:val="0"/>
+          <w:color w:val="000000"/>
           <w:sz w:val="21"/>
         </w:rPr>
         <w:t>公共地图（public-map）是独立托管的数据可视化平台，将全体用户上传的采样汇聚为城市生态图景。</w:t>
       </w:r>
     </w:p>
     <w:p>
+      <w:pPr>
+        <w:spacing w:before="240" w:after="120"/>
+      </w:pPr>
       <w:r>
         <w:rPr>
-          <w:rFonts w:ascii="Times New Roman" w:hAnsi="Times New Roman" w:eastAsia="宋体"/>
+          <w:rFonts w:ascii="Times New Roman" w:hAnsi="Times New Roman" w:eastAsia="黑体"/>
           <w:b/>
           <w:i w:val="0"/>
-          <w:color w:val="22332A"/>
+          <w:color w:val="000000"/>
           <w:sz w:val="26"/>
         </w:rPr>
         <w:t>4.1 地图浏览</w:t>
@@ -1839,13 +2209,14 @@
     <w:p>
       <w:pPr>
         <w:pStyle w:val="ListBullet"/>
-        <w:spacing w:after="40"/>
+        <w:spacing w:line="360" w:lineRule="auto" w:after="40"/>
       </w:pPr>
       <w:r>
         <w:rPr>
           <w:rFonts w:ascii="Times New Roman" w:hAnsi="Times New Roman" w:eastAsia="宋体"/>
           <w:b w:val="0"/>
           <w:i w:val="0"/>
+          <w:color w:val="000000"/>
           <w:sz w:val="21"/>
         </w:rPr>
         <w:t>高德栅格瓦片底图，聚合点按宜居度着色（红→黄→绿），点大小按样本数缩放；</w:t>
@@ -1854,25 +2225,29 @@
     <w:p>
       <w:pPr>
         <w:pStyle w:val="ListBullet"/>
-        <w:spacing w:after="40"/>
+        <w:spacing w:line="360" w:lineRule="auto" w:after="40"/>
       </w:pPr>
       <w:r>
         <w:rPr>
           <w:rFonts w:ascii="Times New Roman" w:hAnsi="Times New Roman" w:eastAsia="宋体"/>
           <w:b w:val="0"/>
           <w:i w:val="0"/>
+          <w:color w:val="000000"/>
           <w:sz w:val="21"/>
         </w:rPr>
         <w:t>点击聚合点弹出详情：地区名、样本数、加权均分、评分区间、置信度均值、日期范围、样本明细。</w:t>
       </w:r>
     </w:p>
     <w:p>
+      <w:pPr>
+        <w:spacing w:before="240" w:after="120"/>
+      </w:pPr>
       <w:r>
         <w:rPr>
-          <w:rFonts w:ascii="Times New Roman" w:hAnsi="Times New Roman" w:eastAsia="宋体"/>
+          <w:rFonts w:ascii="Times New Roman" w:hAnsi="Times New Roman" w:eastAsia="黑体"/>
           <w:b/>
           <w:i w:val="0"/>
-          <w:color w:val="22332A"/>
+          <w:color w:val="000000"/>
           <w:sz w:val="26"/>
         </w:rPr>
         <w:t>4.2 检索与筛选</w:t>
@@ -1881,13 +2256,14 @@
     <w:p>
       <w:pPr>
         <w:pStyle w:val="ListBullet"/>
-        <w:spacing w:after="40"/>
+        <w:spacing w:line="360" w:lineRule="auto" w:after="40"/>
       </w:pPr>
       <w:r>
         <w:rPr>
           <w:rFonts w:ascii="Times New Roman" w:hAnsi="Times New Roman" w:eastAsia="宋体"/>
           <w:b w:val="0"/>
           <w:i w:val="0"/>
+          <w:color w:val="000000"/>
           <w:sz w:val="21"/>
         </w:rPr>
         <w:t>地区名搜索（支持同名歧义候选选择）；</w:t>
@@ -1896,13 +2272,14 @@
     <w:p>
       <w:pPr>
         <w:pStyle w:val="ListBullet"/>
-        <w:spacing w:after="40"/>
+        <w:spacing w:line="360" w:lineRule="auto" w:after="40"/>
       </w:pPr>
       <w:r>
         <w:rPr>
           <w:rFonts w:ascii="Times New Roman" w:hAnsi="Times New Roman" w:eastAsia="宋体"/>
           <w:b w:val="0"/>
           <w:i w:val="0"/>
+          <w:color w:val="000000"/>
           <w:sz w:val="21"/>
         </w:rPr>
         <w:t>鸟种筛选（「全部鸟种」下拉，只看记录到该鸟的地区 → 物种分布一目了然）；</w:t>
@@ -1911,25 +2288,29 @@
     <w:p>
       <w:pPr>
         <w:pStyle w:val="ListBullet"/>
-        <w:spacing w:after="40"/>
+        <w:spacing w:line="360" w:lineRule="auto" w:after="40"/>
       </w:pPr>
       <w:r>
         <w:rPr>
           <w:rFonts w:ascii="Times New Roman" w:hAnsi="Times New Roman" w:eastAsia="宋体"/>
           <w:b w:val="0"/>
           <w:i w:val="0"/>
+          <w:color w:val="000000"/>
           <w:sz w:val="21"/>
         </w:rPr>
         <w:t>评分区间、时间窗（近 7 天 / 30 天）筛选。</w:t>
       </w:r>
     </w:p>
     <w:p>
+      <w:pPr>
+        <w:spacing w:before="240" w:after="120"/>
+      </w:pPr>
       <w:r>
         <w:rPr>
-          <w:rFonts w:ascii="Times New Roman" w:hAnsi="Times New Roman" w:eastAsia="宋体"/>
+          <w:rFonts w:ascii="Times New Roman" w:hAnsi="Times New Roman" w:eastAsia="黑体"/>
           <w:b/>
           <w:i w:val="0"/>
-          <w:color w:val="22332A"/>
+          <w:color w:val="000000"/>
           <w:sz w:val="26"/>
         </w:rPr>
         <w:t>4.3 聚合点详情</w:t>
@@ -1938,13 +2319,14 @@
     <w:p>
       <w:pPr>
         <w:pStyle w:val="ListBullet"/>
-        <w:spacing w:after="40"/>
+        <w:spacing w:line="360" w:lineRule="auto" w:after="40"/>
       </w:pPr>
       <w:r>
         <w:rPr>
           <w:rFonts w:ascii="Times New Roman" w:hAnsi="Times New Roman" w:eastAsia="宋体"/>
           <w:b w:val="0"/>
           <w:i w:val="0"/>
+          <w:color w:val="000000"/>
           <w:sz w:val="21"/>
         </w:rPr>
         <w:t>评分趋势：同一地区多次采样的时间折线（SVG 图表），观察生态随时间的起伏；</w:t>
@@ -1953,25 +2335,29 @@
     <w:p>
       <w:pPr>
         <w:pStyle w:val="ListBullet"/>
-        <w:spacing w:after="40"/>
+        <w:spacing w:line="360" w:lineRule="auto" w:after="40"/>
       </w:pPr>
       <w:r>
         <w:rPr>
           <w:rFonts w:ascii="Times New Roman" w:hAnsi="Times New Roman" w:eastAsia="宋体"/>
           <w:b w:val="0"/>
           <w:i w:val="0"/>
+          <w:color w:val="000000"/>
           <w:sz w:val="21"/>
         </w:rPr>
         <w:t>生态简报：一键生成地区生态文字报告（大模型生成，无 Key 自动降级为规则模板）。</w:t>
       </w:r>
     </w:p>
     <w:p>
+      <w:pPr>
+        <w:spacing w:before="240" w:after="120"/>
+      </w:pPr>
       <w:r>
         <w:rPr>
-          <w:rFonts w:ascii="Times New Roman" w:hAnsi="Times New Roman" w:eastAsia="宋体"/>
+          <w:rFonts w:ascii="Times New Roman" w:hAnsi="Times New Roman" w:eastAsia="黑体"/>
           <w:b/>
           <w:i w:val="0"/>
-          <w:color w:val="22332A"/>
+          <w:color w:val="000000"/>
           <w:sz w:val="26"/>
         </w:rPr>
         <w:t>4.4 多地区对比</w:t>
@@ -1979,25 +2365,30 @@
     </w:p>
     <w:p>
       <w:pPr>
-        <w:spacing w:after="60"/>
+        <w:spacing w:line="360" w:lineRule="auto"/>
+        <w:ind w:firstLine="420"/>
       </w:pPr>
       <w:r>
         <w:rPr>
           <w:rFonts w:ascii="Times New Roman" w:hAnsi="Times New Roman" w:eastAsia="宋体"/>
           <w:b w:val="0"/>
           <w:i w:val="0"/>
+          <w:color w:val="000000"/>
           <w:sz w:val="21"/>
         </w:rPr>
         <w:t>在地图上任选 2–4 个地区并排对比：评分、噪声、置信度、样本数、物种 Top——「苏堤 vs 茅家埠」谁更适合观鸟，一眼定论。</w:t>
       </w:r>
     </w:p>
     <w:p>
+      <w:pPr>
+        <w:spacing w:before="240" w:after="120"/>
+      </w:pPr>
       <w:r>
         <w:rPr>
-          <w:rFonts w:ascii="Times New Roman" w:hAnsi="Times New Roman" w:eastAsia="宋体"/>
+          <w:rFonts w:ascii="Times New Roman" w:hAnsi="Times New Roman" w:eastAsia="黑体"/>
           <w:b/>
           <w:i w:val="0"/>
-          <w:color w:val="22332A"/>
+          <w:color w:val="000000"/>
           <w:sz w:val="26"/>
         </w:rPr>
         <w:t>4.5 城市生态数据看板</w:t>
@@ -2005,25 +2396,30 @@
     </w:p>
     <w:p>
       <w:pPr>
-        <w:spacing w:after="60"/>
+        <w:spacing w:line="360" w:lineRule="auto"/>
+        <w:ind w:firstLine="420"/>
       </w:pPr>
       <w:r>
         <w:rPr>
           <w:rFonts w:ascii="Times New Roman" w:hAnsi="Times New Roman" w:eastAsia="宋体"/>
           <w:b w:val="0"/>
           <w:i w:val="0"/>
+          <w:color w:val="000000"/>
           <w:sz w:val="21"/>
         </w:rPr>
         <w:t>顶部「看板」面板：总样本数、覆盖地区、活跃用户、识别鸟种四大指标卡，宜居度加权均分、三档分布（宜居/一般/受压）条形图，物种 Top10 与热门地区 Top10 排行。</w:t>
       </w:r>
     </w:p>
     <w:p>
+      <w:pPr>
+        <w:spacing w:before="240" w:after="120"/>
+      </w:pPr>
       <w:r>
         <w:rPr>
-          <w:rFonts w:ascii="Times New Roman" w:hAnsi="Times New Roman" w:eastAsia="宋体"/>
+          <w:rFonts w:ascii="Times New Roman" w:hAnsi="Times New Roman" w:eastAsia="黑体"/>
           <w:b/>
           <w:i w:val="0"/>
-          <w:color w:val="22332A"/>
+          <w:color w:val="000000"/>
           <w:sz w:val="26"/>
         </w:rPr>
         <w:t>4.6 热门地区 Top10</w:t>
@@ -2031,25 +2427,30 @@
     </w:p>
     <w:p>
       <w:pPr>
-        <w:spacing w:after="60"/>
+        <w:spacing w:line="360" w:lineRule="auto"/>
+        <w:ind w:firstLine="420"/>
       </w:pPr>
       <w:r>
         <w:rPr>
           <w:rFonts w:ascii="Times New Roman" w:hAnsi="Times New Roman" w:eastAsia="宋体"/>
           <w:b w:val="0"/>
           <w:i w:val="0"/>
+          <w:color w:val="000000"/>
           <w:sz w:val="21"/>
         </w:rPr>
         <w:t>「样本最多 / 评分最高」双 Tab 排行，点击条目地图自动飞行定位到该地区。</w:t>
       </w:r>
     </w:p>
     <w:p>
+      <w:pPr>
+        <w:spacing w:before="240" w:after="120"/>
+      </w:pPr>
       <w:r>
         <w:rPr>
-          <w:rFonts w:ascii="Times New Roman" w:hAnsi="Times New Roman" w:eastAsia="宋体"/>
+          <w:rFonts w:ascii="Times New Roman" w:hAnsi="Times New Roman" w:eastAsia="黑体"/>
           <w:b/>
           <w:i w:val="0"/>
-          <w:color w:val="22332A"/>
+          <w:color w:val="000000"/>
           <w:sz w:val="26"/>
         </w:rPr>
         <w:t>4.7 数据导出（科研友好）</w:t>
@@ -2058,13 +2459,14 @@
     <w:p>
       <w:pPr>
         <w:pStyle w:val="ListBullet"/>
-        <w:spacing w:after="40"/>
+        <w:spacing w:line="360" w:lineRule="auto" w:after="40"/>
       </w:pPr>
       <w:r>
         <w:rPr>
           <w:rFonts w:ascii="Times New Roman" w:hAnsi="Times New Roman" w:eastAsia="宋体"/>
           <w:b w:val="0"/>
           <w:i w:val="0"/>
+          <w:color w:val="000000"/>
           <w:sz w:val="21"/>
         </w:rPr>
         <w:t>聚合 CSV：每地区一行（regionName/score/scoreMin/scoreMax/n/confidenceAvg/lat/lng/createdFrom/createdTo）；</w:t>
@@ -2073,13 +2475,14 @@
     <w:p>
       <w:pPr>
         <w:pStyle w:val="ListBullet"/>
-        <w:spacing w:after="40"/>
+        <w:spacing w:line="360" w:lineRule="auto" w:after="40"/>
       </w:pPr>
       <w:r>
         <w:rPr>
           <w:rFonts w:ascii="Times New Roman" w:hAnsi="Times New Roman" w:eastAsia="宋体"/>
           <w:b w:val="0"/>
           <w:i w:val="0"/>
+          <w:color w:val="000000"/>
           <w:sz w:val="21"/>
         </w:rPr>
         <w:t>明细 CSV：每条采样一行（regionName/date/score/confidence/noise/bio/sound/species），同一地区多次采样各占一行，可直接导入 MATLAB / Excel 做时间序列与相关性分析；</w:t>
@@ -2088,25 +2491,29 @@
     <w:p>
       <w:pPr>
         <w:pStyle w:val="ListBullet"/>
-        <w:spacing w:after="40"/>
+        <w:spacing w:line="360" w:lineRule="auto" w:after="40"/>
       </w:pPr>
       <w:r>
         <w:rPr>
           <w:rFonts w:ascii="Times New Roman" w:hAnsi="Times New Roman" w:eastAsia="宋体"/>
           <w:b w:val="0"/>
           <w:i w:val="0"/>
+          <w:color w:val="000000"/>
           <w:sz w:val="21"/>
         </w:rPr>
         <w:t>UTF-8 BOM 编码，Excel 打开中文不乱码；表头英文，MATLAB readtable 直接可用。</w:t>
       </w:r>
     </w:p>
     <w:p>
+      <w:pPr>
+        <w:spacing w:before="240" w:after="120"/>
+      </w:pPr>
       <w:r>
         <w:rPr>
-          <w:rFonts w:ascii="Times New Roman" w:hAnsi="Times New Roman" w:eastAsia="宋体"/>
+          <w:rFonts w:ascii="Times New Roman" w:hAnsi="Times New Roman" w:eastAsia="黑体"/>
           <w:b/>
           <w:i w:val="0"/>
-          <w:color w:val="22332A"/>
+          <w:color w:val="000000"/>
           <w:sz w:val="26"/>
         </w:rPr>
         <w:t>4.8 分享与移动端</w:t>
@@ -2115,13 +2522,14 @@
     <w:p>
       <w:pPr>
         <w:pStyle w:val="ListBullet"/>
-        <w:spacing w:after="40"/>
+        <w:spacing w:line="360" w:lineRule="auto" w:after="40"/>
       </w:pPr>
       <w:r>
         <w:rPr>
           <w:rFonts w:ascii="Times New Roman" w:hAnsi="Times New Roman" w:eastAsia="宋体"/>
           <w:b w:val="0"/>
           <w:i w:val="0"/>
+          <w:color w:val="000000"/>
           <w:sz w:val="21"/>
         </w:rPr>
         <w:t>二维码分享：生成当前页面二维码，扫码直达；复制链接一键分享；</w:t>
@@ -2130,13 +2538,14 @@
     <w:p>
       <w:pPr>
         <w:pStyle w:val="ListBullet"/>
-        <w:spacing w:after="40"/>
+        <w:spacing w:line="360" w:lineRule="auto" w:after="40"/>
       </w:pPr>
       <w:r>
         <w:rPr>
           <w:rFonts w:ascii="Times New Roman" w:hAnsi="Times New Roman" w:eastAsia="宋体"/>
           <w:b w:val="0"/>
           <w:i w:val="0"/>
+          <w:color w:val="000000"/>
           <w:sz w:val="21"/>
         </w:rPr>
         <w:t>移动端适配：手机浏览器全功能可用（头部/筛选/面板/弹窗自适应）。</w:t>
@@ -2148,124 +2557,154 @@
       </w:r>
     </w:p>
     <w:p>
+      <w:pPr>
+        <w:spacing w:before="360" w:after="200"/>
+      </w:pPr>
       <w:r>
         <w:rPr>
-          <w:rFonts w:ascii="Times New Roman" w:hAnsi="Times New Roman" w:eastAsia="宋体"/>
+          <w:rFonts w:ascii="Times New Roman" w:hAnsi="Times New Roman" w:eastAsia="黑体"/>
           <w:b/>
           <w:i w:val="0"/>
-          <w:color w:val="1B5E3F"/>
+          <w:color w:val="000000"/>
           <w:sz w:val="32"/>
         </w:rPr>
         <w:t>五、典型应用场景</w:t>
       </w:r>
     </w:p>
     <w:p>
+      <w:pPr>
+        <w:spacing w:before="160" w:after="80"/>
+      </w:pPr>
       <w:r>
         <w:rPr>
-          <w:rFonts w:ascii="Times New Roman" w:hAnsi="Times New Roman" w:eastAsia="宋体"/>
+          <w:rFonts w:ascii="Times New Roman" w:hAnsi="Times New Roman" w:eastAsia="黑体"/>
           <w:b/>
           <w:i w:val="0"/>
-          <w:sz w:val="23"/>
+          <w:color w:val="000000"/>
+          <w:sz w:val="22"/>
         </w:rPr>
         <w:t>场景一：市民观鸟与科普</w:t>
       </w:r>
     </w:p>
     <w:p>
       <w:pPr>
-        <w:spacing w:after="60"/>
+        <w:spacing w:line="360" w:lineRule="auto"/>
+        <w:ind w:firstLine="420"/>
       </w:pPr>
       <w:r>
         <w:rPr>
           <w:rFonts w:ascii="Times New Roman" w:hAnsi="Times New Roman" w:eastAsia="宋体"/>
           <w:b w:val="0"/>
           <w:i w:val="0"/>
+          <w:color w:val="000000"/>
           <w:sz w:val="21"/>
         </w:rPr>
         <w:t>用户在家附近公园录一段音，App 识别出 6 种鸟并给出「宜居 76 分」；打开图鉴了解每种鸟，点击「上传公共地图」，为全城生态图贡献一个数据点。</w:t>
       </w:r>
     </w:p>
     <w:p>
+      <w:pPr>
+        <w:spacing w:before="160" w:after="80"/>
+      </w:pPr>
       <w:r>
         <w:rPr>
-          <w:rFonts w:ascii="Times New Roman" w:hAnsi="Times New Roman" w:eastAsia="宋体"/>
+          <w:rFonts w:ascii="Times New Roman" w:hAnsi="Times New Roman" w:eastAsia="黑体"/>
           <w:b/>
           <w:i w:val="0"/>
-          <w:sz w:val="23"/>
+          <w:color w:val="000000"/>
+          <w:sz w:val="22"/>
         </w:rPr>
         <w:t>场景二：竞赛 / 课程设计研究</w:t>
       </w:r>
     </w:p>
     <w:p>
       <w:pPr>
-        <w:spacing w:after="60"/>
+        <w:spacing w:line="360" w:lineRule="auto"/>
+        <w:ind w:firstLine="420"/>
       </w:pPr>
       <w:r>
         <w:rPr>
           <w:rFonts w:ascii="Times New Roman" w:hAnsi="Times New Roman" w:eastAsia="宋体"/>
           <w:b w:val="0"/>
           <w:i w:val="0"/>
+          <w:color w:val="000000"/>
           <w:sz w:val="21"/>
         </w:rPr>
         <w:t>团队选定 3 个对比样地（如城市公园、滨水绿地、商业街区），连续数周采样；从公共地图导出明细 CSV，在 MATLAB 中绘制时间序列对比、噪声—宜居度相关性、物种多样性差异，形成完整论文图表。</w:t>
       </w:r>
     </w:p>
     <w:p>
+      <w:pPr>
+        <w:spacing w:before="160" w:after="80"/>
+      </w:pPr>
       <w:r>
         <w:rPr>
-          <w:rFonts w:ascii="Times New Roman" w:hAnsi="Times New Roman" w:eastAsia="宋体"/>
+          <w:rFonts w:ascii="Times New Roman" w:hAnsi="Times New Roman" w:eastAsia="黑体"/>
           <w:b/>
           <w:i w:val="0"/>
-          <w:sz w:val="23"/>
+          <w:color w:val="000000"/>
+          <w:sz w:val="22"/>
         </w:rPr>
         <w:t>场景三：城市生态观测（公民科学）</w:t>
       </w:r>
     </w:p>
     <w:p>
       <w:pPr>
-        <w:spacing w:after="60"/>
+        <w:spacing w:line="360" w:lineRule="auto"/>
+        <w:ind w:firstLine="420"/>
       </w:pPr>
       <w:r>
         <w:rPr>
           <w:rFonts w:ascii="Times New Roman" w:hAnsi="Times New Roman" w:eastAsia="宋体"/>
           <w:b w:val="0"/>
           <w:i w:val="0"/>
+          <w:color w:val="000000"/>
           <w:sz w:val="21"/>
         </w:rPr>
         <w:t>多用户在同一地区重复采样，数据自动聚合为时间趋势；公共网页看板展示全城生态画像，为「哪个片区生态在变好/变差」提供证据。</w:t>
       </w:r>
     </w:p>
     <w:p>
+      <w:pPr>
+        <w:spacing w:before="160" w:after="80"/>
+      </w:pPr>
       <w:r>
         <w:rPr>
-          <w:rFonts w:ascii="Times New Roman" w:hAnsi="Times New Roman" w:eastAsia="宋体"/>
+          <w:rFonts w:ascii="Times New Roman" w:hAnsi="Times New Roman" w:eastAsia="黑体"/>
           <w:b/>
           <w:i w:val="0"/>
-          <w:sz w:val="23"/>
+          <w:color w:val="000000"/>
+          <w:sz w:val="22"/>
         </w:rPr>
         <w:t>场景四：生态修复效果评估</w:t>
       </w:r>
     </w:p>
     <w:p>
       <w:pPr>
-        <w:spacing w:after="60"/>
+        <w:spacing w:line="360" w:lineRule="auto"/>
+        <w:ind w:firstLine="420"/>
       </w:pPr>
       <w:r>
         <w:rPr>
           <w:rFonts w:ascii="Times New Roman" w:hAnsi="Times New Roman" w:eastAsia="宋体"/>
           <w:b w:val="0"/>
           <w:i w:val="0"/>
+          <w:color w:val="000000"/>
           <w:sz w:val="21"/>
         </w:rPr>
         <w:t>修复前/后分别采样同一地区，趋势折线与简报对比，量化修复成效。</w:t>
       </w:r>
     </w:p>
     <w:p>
+      <w:pPr>
+        <w:spacing w:before="360" w:after="200"/>
+      </w:pPr>
       <w:r>
         <w:rPr>
-          <w:rFonts w:ascii="Times New Roman" w:hAnsi="Times New Roman" w:eastAsia="宋体"/>
+          <w:rFonts w:ascii="Times New Roman" w:hAnsi="Times New Roman" w:eastAsia="黑体"/>
           <w:b/>
           <w:i w:val="0"/>
-          <w:color w:val="1B5E3F"/>
+          <w:color w:val="000000"/>
           <w:sz w:val="32"/>
         </w:rPr>
         <w:t>六、隐私与数据安全</w:t>
@@ -2274,13 +2713,14 @@
     <w:p>
       <w:pPr>
         <w:pStyle w:val="ListBullet"/>
-        <w:spacing w:after="40"/>
+        <w:spacing w:line="360" w:lineRule="auto" w:after="40"/>
       </w:pPr>
       <w:r>
         <w:rPr>
           <w:rFonts w:ascii="Times New Roman" w:hAnsi="Times New Roman" w:eastAsia="宋体"/>
           <w:b w:val="0"/>
           <w:i w:val="0"/>
+          <w:color w:val="000000"/>
           <w:sz w:val="21"/>
         </w:rPr>
         <w:t>坐标模糊：公共地图聚合点坐标采用确定性模糊（±250m 内），不暴露精确采样位置；</w:t>
@@ -2289,13 +2729,14 @@
     <w:p>
       <w:pPr>
         <w:pStyle w:val="ListBullet"/>
-        <w:spacing w:after="40"/>
+        <w:spacing w:line="360" w:lineRule="auto" w:after="40"/>
       </w:pPr>
       <w:r>
         <w:rPr>
           <w:rFonts w:ascii="Times New Roman" w:hAnsi="Times New Roman" w:eastAsia="宋体"/>
           <w:b w:val="0"/>
           <w:i w:val="0"/>
+          <w:color w:val="000000"/>
           <w:sz w:val="21"/>
         </w:rPr>
         <w:t>匿名署名：上传可选择匿名，公共侧仅展示「匿名用户」；</w:t>
@@ -2304,13 +2745,14 @@
     <w:p>
       <w:pPr>
         <w:pStyle w:val="ListBullet"/>
-        <w:spacing w:after="40"/>
+        <w:spacing w:line="360" w:lineRule="auto" w:after="40"/>
       </w:pPr>
       <w:r>
         <w:rPr>
           <w:rFonts w:ascii="Times New Roman" w:hAnsi="Times New Roman" w:eastAsia="宋体"/>
           <w:b w:val="0"/>
           <w:i w:val="0"/>
+          <w:color w:val="000000"/>
           <w:sz w:val="21"/>
         </w:rPr>
         <w:t>最小公开：公共接口不返回坐标明细与精确时间（仅到天）；</w:t>
@@ -2319,13 +2761,14 @@
     <w:p>
       <w:pPr>
         <w:pStyle w:val="ListBullet"/>
-        <w:spacing w:after="40"/>
+        <w:spacing w:line="360" w:lineRule="auto" w:after="40"/>
       </w:pPr>
       <w:r>
         <w:rPr>
           <w:rFonts w:ascii="Times New Roman" w:hAnsi="Times New Roman" w:eastAsia="宋体"/>
           <w:b w:val="0"/>
           <w:i w:val="0"/>
+          <w:color w:val="000000"/>
           <w:sz w:val="21"/>
         </w:rPr>
         <w:t>账号隔离：云备份按账号隔离，Token 鉴权，删除本人记录需验证归属；</w:t>
@@ -2334,25 +2777,29 @@
     <w:p>
       <w:pPr>
         <w:pStyle w:val="ListBullet"/>
-        <w:spacing w:after="40"/>
+        <w:spacing w:line="360" w:lineRule="auto" w:after="40"/>
       </w:pPr>
       <w:r>
         <w:rPr>
           <w:rFonts w:ascii="Times New Roman" w:hAnsi="Times New Roman" w:eastAsia="宋体"/>
           <w:b w:val="0"/>
           <w:i w:val="0"/>
+          <w:color w:val="000000"/>
           <w:sz w:val="21"/>
         </w:rPr>
         <w:t>本地优先：分析历史与地区记录默认存储于手机本地，云端仅在用户主动上传/备份时保留。</w:t>
       </w:r>
     </w:p>
     <w:p>
+      <w:pPr>
+        <w:spacing w:before="360" w:after="200"/>
+      </w:pPr>
       <w:r>
         <w:rPr>
-          <w:rFonts w:ascii="Times New Roman" w:hAnsi="Times New Roman" w:eastAsia="宋体"/>
+          <w:rFonts w:ascii="Times New Roman" w:hAnsi="Times New Roman" w:eastAsia="黑体"/>
           <w:b/>
           <w:i w:val="0"/>
-          <w:color w:val="1B5E3F"/>
+          <w:color w:val="000000"/>
           <w:sz w:val="32"/>
         </w:rPr>
         <w:t>七、总结与展望</w:t>
@@ -2360,13 +2807,15 @@
     </w:p>
     <w:p>
       <w:pPr>
-        <w:spacing w:after="60"/>
+        <w:spacing w:line="360" w:lineRule="auto"/>
+        <w:ind w:firstLine="420"/>
       </w:pPr>
       <w:r>
         <w:rPr>
           <w:rFonts w:ascii="Times New Roman" w:hAnsi="Times New Roman" w:eastAsia="宋体"/>
           <w:b w:val="0"/>
           <w:i w:val="0"/>
+          <w:color w:val="000000"/>
           <w:sz w:val="21"/>
         </w:rPr>
         <w:t>《林间回响》把「听鸟」从爱好升级为科学：用可解释的算法把声音转化为城市生态指标，以公众众包的方式构建持续生长的城市生物多样性数据库。</w:t>
@@ -2375,13 +2824,14 @@
     <w:p>
       <w:pPr>
         <w:pStyle w:val="ListBullet"/>
-        <w:spacing w:after="40"/>
+        <w:spacing w:line="360" w:lineRule="auto" w:after="40"/>
       </w:pPr>
       <w:r>
         <w:rPr>
           <w:rFonts w:ascii="Times New Roman" w:hAnsi="Times New Roman" w:eastAsia="宋体"/>
           <w:b w:val="0"/>
           <w:i w:val="0"/>
+          <w:color w:val="000000"/>
           <w:sz w:val="21"/>
         </w:rPr>
         <w:t>近期展望：物种分布热力图、观鸟打卡成就、月度城市生态报告；</w:t>
@@ -2390,13 +2840,14 @@
     <w:p>
       <w:pPr>
         <w:pStyle w:val="ListBullet"/>
-        <w:spacing w:after="40"/>
+        <w:spacing w:line="360" w:lineRule="auto" w:after="40"/>
       </w:pPr>
       <w:r>
         <w:rPr>
           <w:rFonts w:ascii="Times New Roman" w:hAnsi="Times New Roman" w:eastAsia="宋体"/>
           <w:b w:val="0"/>
           <w:i w:val="0"/>
+          <w:color w:val="000000"/>
           <w:sz w:val="21"/>
         </w:rPr>
         <w:t>中期展望：声景多样性指数扩展、AI 生态简报多语言化、开放数据接口（API）；</w:t>
@@ -2405,13 +2856,14 @@
     <w:p>
       <w:pPr>
         <w:pStyle w:val="ListBullet"/>
-        <w:spacing w:after="40"/>
+        <w:spacing w:line="360" w:lineRule="auto" w:after="40"/>
       </w:pPr>
       <w:r>
         <w:rPr>
           <w:rFonts w:ascii="Times New Roman" w:hAnsi="Times New Roman" w:eastAsia="宋体"/>
           <w:b w:val="0"/>
           <w:i w:val="0"/>
+          <w:color w:val="000000"/>
           <w:sz w:val="21"/>
         </w:rPr>
         <w:t>远期愿景：成为城市生态的「温度计」，让每个人都能读得懂身边的环境。</w:t>
@@ -2423,12 +2875,15 @@
       </w:r>
     </w:p>
     <w:p>
+      <w:pPr>
+        <w:spacing w:before="360" w:after="200"/>
+      </w:pPr>
       <w:r>
         <w:rPr>
-          <w:rFonts w:ascii="Times New Roman" w:hAnsi="Times New Roman" w:eastAsia="宋体"/>
+          <w:rFonts w:ascii="Times New Roman" w:hAnsi="Times New Roman" w:eastAsia="黑体"/>
           <w:b/>
           <w:i w:val="0"/>
-          <w:color w:val="1B5E3F"/>
+          <w:color w:val="000000"/>
           <w:sz w:val="32"/>
         </w:rPr>
         <w:t>附录 A：名词解释</w:t>
@@ -2436,29 +2891,35 @@
     </w:p>
     <w:tbl>
       <w:tblPr>
-        <w:tblStyle w:val="TableGrid"/>
         <w:tblW w:type="auto" w:w="0"/>
         <w:jc w:val="center"/>
+        <w:tblLayout w:type="fixed"/>
         <w:tblLook w:firstColumn="1" w:firstRow="1" w:lastColumn="0" w:lastRow="0" w:noHBand="0" w:noVBand="1" w:val="04A0"/>
       </w:tblPr>
       <w:tblGrid>
-        <w:gridCol w:w="4759"/>
-        <w:gridCol w:w="4759"/>
+        <w:gridCol w:w="4533"/>
+        <w:gridCol w:w="4533"/>
       </w:tblGrid>
       <w:tr>
         <w:tc>
           <w:tcPr>
             <w:tcW w:type="dxa" w:w="1814"/>
-            <w:shd w:val="clear" w:fill="1B5E3F"/>
+            <w:tcBorders>
+              <w:top w:val="single" w:sz="12" w:color="000000"/>
+              <w:bottom w:val="single" w:sz="6" w:color="000000"/>
+            </w:tcBorders>
           </w:tcPr>
           <w:p>
+            <w:pPr>
+              <w:jc w:val="center"/>
+            </w:pPr>
             <w:r/>
             <w:r>
               <w:rPr>
-                <w:rFonts w:ascii="Times New Roman" w:hAnsi="Times New Roman" w:eastAsia="宋体"/>
+                <w:rFonts w:ascii="Times New Roman" w:hAnsi="Times New Roman" w:eastAsia="黑体"/>
                 <w:b/>
                 <w:i w:val="0"/>
-                <w:color w:val="FFFFFF"/>
+                <w:color w:val="000000"/>
                 <w:sz w:val="20"/>
               </w:rPr>
               <w:t>名词</w:t>
@@ -2468,16 +2929,22 @@
         <w:tc>
           <w:tcPr>
             <w:tcW w:type="dxa" w:w="5102"/>
-            <w:shd w:val="clear" w:fill="1B5E3F"/>
+            <w:tcBorders>
+              <w:top w:val="single" w:sz="12" w:color="000000"/>
+              <w:bottom w:val="single" w:sz="6" w:color="000000"/>
+            </w:tcBorders>
           </w:tcPr>
           <w:p>
+            <w:pPr>
+              <w:jc w:val="center"/>
+            </w:pPr>
             <w:r/>
             <w:r>
               <w:rPr>
-                <w:rFonts w:ascii="Times New Roman" w:hAnsi="Times New Roman" w:eastAsia="宋体"/>
+                <w:rFonts w:ascii="Times New Roman" w:hAnsi="Times New Roman" w:eastAsia="黑体"/>
                 <w:b/>
                 <w:i w:val="0"/>
-                <w:color w:val="FFFFFF"/>
+                <w:color w:val="000000"/>
                 <w:sz w:val="20"/>
               </w:rPr>
               <w:t>解释</w:t>
@@ -2489,14 +2956,19 @@
         <w:tc>
           <w:tcPr>
             <w:tcW w:type="dxa" w:w="1814"/>
+            <w:tcBorders/>
           </w:tcPr>
           <w:p>
+            <w:pPr>
+              <w:jc w:val="center"/>
+            </w:pPr>
             <w:r/>
             <w:r>
               <w:rPr>
                 <w:rFonts w:ascii="Times New Roman" w:hAnsi="Times New Roman" w:eastAsia="宋体"/>
                 <w:b w:val="0"/>
                 <w:i w:val="0"/>
+                <w:color w:val="000000"/>
                 <w:sz w:val="20"/>
               </w:rPr>
               <w:t>宜居度</w:t>
@@ -2506,14 +2978,19 @@
         <w:tc>
           <w:tcPr>
             <w:tcW w:type="dxa" w:w="5102"/>
+            <w:tcBorders/>
           </w:tcPr>
           <w:p>
+            <w:pPr>
+              <w:jc w:val="left"/>
+            </w:pPr>
             <w:r/>
             <w:r>
               <w:rPr>
                 <w:rFonts w:ascii="Times New Roman" w:hAnsi="Times New Roman" w:eastAsia="宋体"/>
                 <w:b w:val="0"/>
                 <w:i w:val="0"/>
+                <w:color w:val="000000"/>
                 <w:sz w:val="20"/>
               </w:rPr>
               <w:t>0–100 分，由生物多样性(55%)与声环境质量(45%)加权合成；≥70 宜居、≥50 一般、&lt;50 受压</w:t>
@@ -2525,14 +3002,19 @@
         <w:tc>
           <w:tcPr>
             <w:tcW w:type="dxa" w:w="1814"/>
+            <w:tcBorders/>
           </w:tcPr>
           <w:p>
+            <w:pPr>
+              <w:jc w:val="center"/>
+            </w:pPr>
             <w:r/>
             <w:r>
               <w:rPr>
                 <w:rFonts w:ascii="Times New Roman" w:hAnsi="Times New Roman" w:eastAsia="宋体"/>
                 <w:b w:val="0"/>
                 <w:i w:val="0"/>
+                <w:color w:val="000000"/>
                 <w:sz w:val="20"/>
               </w:rPr>
               <w:t>ACI</w:t>
@@ -2542,14 +3024,19 @@
         <w:tc>
           <w:tcPr>
             <w:tcW w:type="dxa" w:w="5102"/>
+            <w:tcBorders/>
           </w:tcPr>
           <w:p>
+            <w:pPr>
+              <w:jc w:val="left"/>
+            </w:pPr>
             <w:r/>
             <w:r>
               <w:rPr>
                 <w:rFonts w:ascii="Times New Roman" w:hAnsi="Times New Roman" w:eastAsia="宋体"/>
                 <w:b w:val="0"/>
                 <w:i w:val="0"/>
+                <w:color w:val="000000"/>
                 <w:sz w:val="20"/>
               </w:rPr>
               <w:t>声学复杂度指数，衡量生物声活动的时间变化复杂度</w:t>
@@ -2561,14 +3048,19 @@
         <w:tc>
           <w:tcPr>
             <w:tcW w:type="dxa" w:w="1814"/>
+            <w:tcBorders/>
           </w:tcPr>
           <w:p>
+            <w:pPr>
+              <w:jc w:val="center"/>
+            </w:pPr>
             <w:r/>
             <w:r>
               <w:rPr>
                 <w:rFonts w:ascii="Times New Roman" w:hAnsi="Times New Roman" w:eastAsia="宋体"/>
                 <w:b w:val="0"/>
                 <w:i w:val="0"/>
+                <w:color w:val="000000"/>
                 <w:sz w:val="20"/>
               </w:rPr>
               <w:t>NDSI</w:t>
@@ -2578,14 +3070,19 @@
         <w:tc>
           <w:tcPr>
             <w:tcW w:type="dxa" w:w="5102"/>
+            <w:tcBorders/>
           </w:tcPr>
           <w:p>
+            <w:pPr>
+              <w:jc w:val="left"/>
+            </w:pPr>
             <w:r/>
             <w:r>
               <w:rPr>
                 <w:rFonts w:ascii="Times New Roman" w:hAnsi="Times New Roman" w:eastAsia="宋体"/>
                 <w:b w:val="0"/>
                 <w:i w:val="0"/>
+                <w:color w:val="000000"/>
                 <w:sz w:val="20"/>
               </w:rPr>
               <w:t>归一化声景指数，生物声带与人为噪声带的能量比，正值为生物声主导</w:t>
@@ -2597,14 +3094,19 @@
         <w:tc>
           <w:tcPr>
             <w:tcW w:type="dxa" w:w="1814"/>
+            <w:tcBorders/>
           </w:tcPr>
           <w:p>
+            <w:pPr>
+              <w:jc w:val="center"/>
+            </w:pPr>
             <w:r/>
             <w:r>
               <w:rPr>
                 <w:rFonts w:ascii="Times New Roman" w:hAnsi="Times New Roman" w:eastAsia="宋体"/>
                 <w:b w:val="0"/>
                 <w:i w:val="0"/>
+                <w:color w:val="000000"/>
                 <w:sz w:val="20"/>
               </w:rPr>
               <w:t>ADI</w:t>
@@ -2614,14 +3116,19 @@
         <w:tc>
           <w:tcPr>
             <w:tcW w:type="dxa" w:w="5102"/>
+            <w:tcBorders/>
           </w:tcPr>
           <w:p>
+            <w:pPr>
+              <w:jc w:val="left"/>
+            </w:pPr>
             <w:r/>
             <w:r>
               <w:rPr>
                 <w:rFonts w:ascii="Times New Roman" w:hAnsi="Times New Roman" w:eastAsia="宋体"/>
                 <w:b w:val="0"/>
                 <w:i w:val="0"/>
+                <w:color w:val="000000"/>
                 <w:sz w:val="20"/>
               </w:rPr>
               <w:t>声学多样性指数，基于频带能量分布的 Shannon 熵</w:t>
@@ -2633,14 +3140,19 @@
         <w:tc>
           <w:tcPr>
             <w:tcW w:type="dxa" w:w="1814"/>
+            <w:tcBorders/>
           </w:tcPr>
           <w:p>
+            <w:pPr>
+              <w:jc w:val="center"/>
+            </w:pPr>
             <w:r/>
             <w:r>
               <w:rPr>
                 <w:rFonts w:ascii="Times New Roman" w:hAnsi="Times New Roman" w:eastAsia="宋体"/>
                 <w:b w:val="0"/>
                 <w:i w:val="0"/>
+                <w:color w:val="000000"/>
                 <w:sz w:val="20"/>
               </w:rPr>
               <w:t>H</w:t>
@@ -2650,14 +3162,19 @@
         <w:tc>
           <w:tcPr>
             <w:tcW w:type="dxa" w:w="5102"/>
+            <w:tcBorders/>
           </w:tcPr>
           <w:p>
+            <w:pPr>
+              <w:jc w:val="left"/>
+            </w:pPr>
             <w:r/>
             <w:r>
               <w:rPr>
                 <w:rFonts w:ascii="Times New Roman" w:hAnsi="Times New Roman" w:eastAsia="宋体"/>
                 <w:b w:val="0"/>
                 <w:i w:val="0"/>
+                <w:color w:val="000000"/>
                 <w:sz w:val="20"/>
               </w:rPr>
               <w:t>声学熵/均匀度，时间熵×频谱熵，越接近 1 声源分布越均衡</w:t>
@@ -2669,14 +3186,19 @@
         <w:tc>
           <w:tcPr>
             <w:tcW w:type="dxa" w:w="1814"/>
+            <w:tcBorders/>
           </w:tcPr>
           <w:p>
+            <w:pPr>
+              <w:jc w:val="center"/>
+            </w:pPr>
             <w:r/>
             <w:r>
               <w:rPr>
                 <w:rFonts w:ascii="Times New Roman" w:hAnsi="Times New Roman" w:eastAsia="宋体"/>
                 <w:b w:val="0"/>
                 <w:i w:val="0"/>
+                <w:color w:val="000000"/>
                 <w:sz w:val="20"/>
               </w:rPr>
               <w:t>BirdNET</w:t>
@@ -2686,14 +3208,19 @@
         <w:tc>
           <w:tcPr>
             <w:tcW w:type="dxa" w:w="5102"/>
+            <w:tcBorders/>
           </w:tcPr>
           <w:p>
+            <w:pPr>
+              <w:jc w:val="left"/>
+            </w:pPr>
             <w:r/>
             <w:r>
               <w:rPr>
                 <w:rFonts w:ascii="Times New Roman" w:hAnsi="Times New Roman" w:eastAsia="宋体"/>
                 <w:b w:val="0"/>
                 <w:i w:val="0"/>
+                <w:color w:val="000000"/>
                 <w:sz w:val="20"/>
               </w:rPr>
               <w:t>康奈尔大学开源的鸟声识别模型（GLOBAL 6K V2.4，TFLite）</w:t>
@@ -2705,14 +3232,19 @@
         <w:tc>
           <w:tcPr>
             <w:tcW w:type="dxa" w:w="1814"/>
+            <w:tcBorders/>
           </w:tcPr>
           <w:p>
+            <w:pPr>
+              <w:jc w:val="center"/>
+            </w:pPr>
             <w:r/>
             <w:r>
               <w:rPr>
                 <w:rFonts w:ascii="Times New Roman" w:hAnsi="Times New Roman" w:eastAsia="宋体"/>
                 <w:b w:val="0"/>
                 <w:i w:val="0"/>
+                <w:color w:val="000000"/>
                 <w:sz w:val="20"/>
               </w:rPr>
               <w:t>公民科学</w:t>
@@ -2722,14 +3254,19 @@
         <w:tc>
           <w:tcPr>
             <w:tcW w:type="dxa" w:w="5102"/>
+            <w:tcBorders/>
           </w:tcPr>
           <w:p>
+            <w:pPr>
+              <w:jc w:val="left"/>
+            </w:pPr>
             <w:r/>
             <w:r>
               <w:rPr>
                 <w:rFonts w:ascii="Times New Roman" w:hAnsi="Times New Roman" w:eastAsia="宋体"/>
                 <w:b w:val="0"/>
                 <w:i w:val="0"/>
+                <w:color w:val="000000"/>
                 <w:sz w:val="20"/>
               </w:rPr>
               <w:t>公众参与的科学研究，用户即数据采集者</w:t>
@@ -2741,14 +3278,19 @@
         <w:tc>
           <w:tcPr>
             <w:tcW w:type="dxa" w:w="1814"/>
+            <w:tcBorders/>
           </w:tcPr>
           <w:p>
+            <w:pPr>
+              <w:jc w:val="center"/>
+            </w:pPr>
             <w:r/>
             <w:r>
               <w:rPr>
                 <w:rFonts w:ascii="Times New Roman" w:hAnsi="Times New Roman" w:eastAsia="宋体"/>
                 <w:b w:val="0"/>
                 <w:i w:val="0"/>
+                <w:color w:val="000000"/>
                 <w:sz w:val="20"/>
               </w:rPr>
               <w:t>被动声学监测</w:t>
@@ -2758,14 +3300,19 @@
         <w:tc>
           <w:tcPr>
             <w:tcW w:type="dxa" w:w="5102"/>
+            <w:tcBorders/>
           </w:tcPr>
           <w:p>
+            <w:pPr>
+              <w:jc w:val="left"/>
+            </w:pPr>
             <w:r/>
             <w:r>
               <w:rPr>
                 <w:rFonts w:ascii="Times New Roman" w:hAnsi="Times New Roman" w:eastAsia="宋体"/>
                 <w:b w:val="0"/>
                 <w:i w:val="0"/>
+                <w:color w:val="000000"/>
                 <w:sz w:val="20"/>
               </w:rPr>
               <w:t>不干扰对象、用录音设备持续采集环境声音的监测方法</w:t>
@@ -2777,14 +3324,21 @@
         <w:tc>
           <w:tcPr>
             <w:tcW w:type="dxa" w:w="1814"/>
+            <w:tcBorders>
+              <w:bottom w:val="single" w:sz="12" w:color="000000"/>
+            </w:tcBorders>
           </w:tcPr>
           <w:p>
+            <w:pPr>
+              <w:jc w:val="center"/>
+            </w:pPr>
             <w:r/>
             <w:r>
               <w:rPr>
                 <w:rFonts w:ascii="Times New Roman" w:hAnsi="Times New Roman" w:eastAsia="宋体"/>
                 <w:b w:val="0"/>
                 <w:i w:val="0"/>
+                <w:color w:val="000000"/>
                 <w:sz w:val="20"/>
               </w:rPr>
               <w:t>cluster_key</w:t>
@@ -2794,14 +3348,21 @@
         <w:tc>
           <w:tcPr>
             <w:tcW w:type="dxa" w:w="5102"/>
+            <w:tcBorders>
+              <w:bottom w:val="single" w:sz="12" w:color="000000"/>
+            </w:tcBorders>
           </w:tcPr>
           <w:p>
+            <w:pPr>
+              <w:jc w:val="left"/>
+            </w:pPr>
             <w:r/>
             <w:r>
               <w:rPr>
                 <w:rFonts w:ascii="Times New Roman" w:hAnsi="Times New Roman" w:eastAsia="宋体"/>
                 <w:b w:val="0"/>
                 <w:i w:val="0"/>
+                <w:color w:val="000000"/>
                 <w:sz w:val="20"/>
               </w:rPr>
               <w:t>聚合点标识：地区名+坐标网格哈希，同一地区多次采样自动聚合</w:t>
@@ -2810,9 +3371,14 @@
         </w:tc>
       </w:tr>
     </w:tbl>
+    <w:p>
+      <w:pPr>
+        <w:spacing w:after="40"/>
+      </w:pPr>
+    </w:p>
     <w:sectPr>
       <w:pgSz w:w="12240" w:h="15840"/>
-      <w:pgMar w:top="1247" w:right="1361" w:bottom="1247" w:left="1361" w:header="720" w:footer="720" w:gutter="0"/>
+      <w:pgMar w:top="1417" w:right="1587" w:bottom="1417" w:left="1587" w:header="720" w:footer="720" w:gutter="0"/>
       <w:cols w:space="720"/>
       <w:docGrid w:linePitch="360"/>
     </w:sectPr>
@@ -3183,6 +3749,10 @@
     <w:name w:val="Normal"/>
     <w:qFormat/>
     <w:rsid w:val="00FC693F"/>
+    <w:rPr>
+      <w:rFonts w:ascii="Times New Roman" w:hAnsi="Times New Roman" w:eastAsia="宋体"/>
+      <w:sz w:val="21"/>
+    </w:rPr>
   </w:style>
   <w:style w:type="paragraph" w:styleId="Header">
     <w:name w:val="header"/>

--- a/docs/《林间回响》产品说明书.docx
+++ b/docs/《林间回响》产品说明书.docx
@@ -1809,7 +1809,7 @@
           <w:color w:val="000000"/>
           <w:sz w:val="21"/>
         </w:rPr>
-        <w:t>导出报告：一键生成分析报告图片保存到相册，可用于记录与分享。</w:t>
+        <w:t>分享卡片：右上角「分享」一键生成单次录音分享卡片（录音名/宜居度大分/三维度/Top3 卡通鸟图/鸟种列表/品牌字标），全屏预览后保存到相册，可发朋友圈或分享给好友。</w:t>
       </w:r>
     </w:p>
     <w:p>
@@ -1824,7 +1824,118 @@
           <w:color w:val="000000"/>
           <w:sz w:val="26"/>
         </w:rPr>
-        <w:t>3.4 物种清单</w:t>
+        <w:t>3.4 历史记录（底部 Tab）</w:t>
+      </w:r>
+    </w:p>
+    <w:p>
+      <w:pPr>
+        <w:spacing w:line="360" w:lineRule="auto"/>
+        <w:ind w:firstLine="420"/>
+      </w:pPr>
+      <w:r>
+        <w:rPr>
+          <w:rFonts w:ascii="Times New Roman" w:hAnsi="Times New Roman" w:eastAsia="宋体"/>
+          <w:b w:val="0"/>
+          <w:i w:val="0"/>
+          <w:color w:val="000000"/>
+          <w:sz w:val="21"/>
+        </w:rPr>
+        <w:t>底部导航「结果」升级为「历史记录」，集中管理所有单次录音分析：</w:t>
+      </w:r>
+    </w:p>
+    <w:p>
+      <w:pPr>
+        <w:pStyle w:val="ListBullet"/>
+        <w:spacing w:line="360" w:lineRule="auto" w:after="40"/>
+      </w:pPr>
+      <w:r>
+        <w:rPr>
+          <w:rFonts w:ascii="Times New Roman" w:hAnsi="Times New Roman" w:eastAsia="宋体"/>
+          <w:b w:val="0"/>
+          <w:i w:val="0"/>
+          <w:color w:val="000000"/>
+          <w:sz w:val="21"/>
+        </w:rPr>
+        <w:t>列表分组：⭐ 星标置顶 / 最近分析 / 更早；点击任意记录回放原分析结果页（结果详情页保留）；</w:t>
+      </w:r>
+    </w:p>
+    <w:p>
+      <w:pPr>
+        <w:pStyle w:val="ListBullet"/>
+        <w:spacing w:line="360" w:lineRule="auto" w:after="40"/>
+      </w:pPr>
+      <w:r>
+        <w:rPr>
+          <w:rFonts w:ascii="Times New Roman" w:hAnsi="Times New Roman" w:eastAsia="宋体"/>
+          <w:b w:val="0"/>
+          <w:i w:val="0"/>
+          <w:color w:val="000000"/>
+          <w:sz w:val="21"/>
+        </w:rPr>
+        <w:t>星标收藏：每条右侧 ★ 一键置顶收藏，常用/重要记录排在最前；</w:t>
+      </w:r>
+    </w:p>
+    <w:p>
+      <w:pPr>
+        <w:pStyle w:val="ListBullet"/>
+        <w:spacing w:line="360" w:lineRule="auto" w:after="40"/>
+      </w:pPr>
+      <w:r>
+        <w:rPr>
+          <w:rFonts w:ascii="Times New Roman" w:hAnsi="Times New Roman" w:eastAsia="宋体"/>
+          <w:b w:val="0"/>
+          <w:i w:val="0"/>
+          <w:color w:val="000000"/>
+          <w:sz w:val="21"/>
+        </w:rPr>
+        <w:t>多选管理：右上角「选择」进入多选模式，支持全选、批量分享、批量删除；</w:t>
+      </w:r>
+    </w:p>
+    <w:p>
+      <w:pPr>
+        <w:pStyle w:val="ListBullet"/>
+        <w:spacing w:line="360" w:lineRule="auto" w:after="40"/>
+      </w:pPr>
+      <w:r>
+        <w:rPr>
+          <w:rFonts w:ascii="Times New Roman" w:hAnsi="Times New Roman" w:eastAsia="宋体"/>
+          <w:b w:val="0"/>
+          <w:i w:val="0"/>
+          <w:color w:val="000000"/>
+          <w:sz w:val="21"/>
+        </w:rPr>
+        <w:t>分享卡片：单条或多条生成「单次录音分享卡片」——录音名/时间/宜居度大分/三维度/Top3 卡通鸟图/全部鸟种/品牌字标，全屏预览后保存到相册（结果详情页右上角「分享」同样可生成）；</w:t>
+      </w:r>
+    </w:p>
+    <w:p>
+      <w:pPr>
+        <w:pStyle w:val="ListBullet"/>
+        <w:spacing w:line="360" w:lineRule="auto" w:after="40"/>
+      </w:pPr>
+      <w:r>
+        <w:rPr>
+          <w:rFonts w:ascii="Times New Roman" w:hAnsi="Times New Roman" w:eastAsia="宋体"/>
+          <w:b w:val="0"/>
+          <w:i w:val="0"/>
+          <w:color w:val="000000"/>
+          <w:sz w:val="21"/>
+        </w:rPr>
+        <w:t>卡通鸟插画：按物种配色与特征（冠羽/长尾/长喙/水禽体型）参数化绘制，离线可用、风格统一。</w:t>
+      </w:r>
+    </w:p>
+    <w:p>
+      <w:pPr>
+        <w:spacing w:before="240" w:after="120"/>
+      </w:pPr>
+      <w:r>
+        <w:rPr>
+          <w:rFonts w:ascii="Times New Roman" w:hAnsi="Times New Roman" w:eastAsia="黑体"/>
+          <w:b/>
+          <w:i w:val="0"/>
+          <w:color w:val="000000"/>
+          <w:sz w:val="26"/>
+        </w:rPr>
+        <w:t>3.5 物种清单</w:t>
       </w:r>
     </w:p>
     <w:p>
@@ -1855,7 +1966,7 @@
           <w:color w:val="000000"/>
           <w:sz w:val="26"/>
         </w:rPr>
-        <w:t>3.5 声学指数页</w:t>
+        <w:t>3.6 声学指数页</w:t>
       </w:r>
     </w:p>
     <w:p>
@@ -1886,7 +1997,7 @@
           <w:color w:val="000000"/>
           <w:sz w:val="26"/>
         </w:rPr>
-        <w:t>3.6 时间热力图</w:t>
+        <w:t>3.7 时间热力图</w:t>
       </w:r>
     </w:p>
     <w:p>
@@ -1917,7 +2028,7 @@
           <w:color w:val="000000"/>
           <w:sz w:val="26"/>
         </w:rPr>
-        <w:t>3.7 宜居度详情</w:t>
+        <w:t>3.8 宜居度详情</w:t>
       </w:r>
     </w:p>
     <w:p>
@@ -1948,7 +2059,7 @@
           <w:color w:val="000000"/>
           <w:sz w:val="26"/>
         </w:rPr>
-        <w:t>3.8 地区记录</w:t>
+        <w:t>3.9 地区记录</w:t>
       </w:r>
     </w:p>
     <w:p>
@@ -1979,7 +2090,7 @@
           <w:color w:val="000000"/>
           <w:sz w:val="26"/>
         </w:rPr>
-        <w:t>3.9 鸟种图鉴</w:t>
+        <w:t>3.10 鸟种图鉴</w:t>
       </w:r>
     </w:p>
     <w:p>
@@ -2010,7 +2121,7 @@
           <w:color w:val="000000"/>
           <w:sz w:val="26"/>
         </w:rPr>
-        <w:t>3.10 账号体系</w:t>
+        <w:t>3.11 账号体系</w:t>
       </w:r>
     </w:p>
     <w:p>
@@ -2073,7 +2184,7 @@
           <w:color w:val="000000"/>
           <w:sz w:val="26"/>
         </w:rPr>
-        <w:t>3.11 云同步（换机不丢）</w:t>
+        <w:t>3.12 云同步（换机不丢）</w:t>
       </w:r>
     </w:p>
     <w:p>
@@ -2104,7 +2215,7 @@
           <w:color w:val="000000"/>
           <w:sz w:val="26"/>
         </w:rPr>
-        <w:t>3.12 设置</w:t>
+        <w:t>3.13 设置</w:t>
       </w:r>
     </w:p>
     <w:p>

--- a/docs/《林间回响》产品说明书.docx
+++ b/docs/《林间回响》产品说明书.docx
@@ -1841,6 +1841,22 @@
           <w:sz w:val="21"/>
         </w:rPr>
         <w:t>底部导航「结果」升级为「历史记录」，集中管理所有单次录音分析：</w:t>
+      </w:r>
+    </w:p>
+    <w:p>
+      <w:pPr>
+        <w:pStyle w:val="ListBullet"/>
+        <w:spacing w:line="360" w:lineRule="auto" w:after="40"/>
+      </w:pPr>
+      <w:r>
+        <w:rPr>
+          <w:rFonts w:ascii="Times New Roman" w:hAnsi="Times New Roman" w:eastAsia="宋体"/>
+          <w:b w:val="0"/>
+          <w:i w:val="0"/>
+          <w:color w:val="000000"/>
+          <w:sz w:val="21"/>
+        </w:rPr>
+        <w:t>自动入库：每次单文件录音分析完成后自动存入本地历史（含完整分析快照），本地持久化，退出账号或退出 App 均不丢失；结果详情页左上角返回直接回到历史列表；</w:t>
       </w:r>
     </w:p>
     <w:p>

--- a/docs/《林间回响》产品说明书.docx
+++ b/docs/《林间回响》产品说明书.docx
@@ -1809,7 +1809,7 @@
           <w:color w:val="000000"/>
           <w:sz w:val="21"/>
         </w:rPr>
-        <w:t>分享卡片：右上角「分享」一键生成单次录音分享卡片（录音名/宜居度大分/三维度/Top3 卡通鸟图/鸟种列表/品牌字标），全屏预览后保存到相册，可发朋友圈或分享给好友。</w:t>
+        <w:t>分享卡片（明信片/拼贴风格）：右上角「分享」一键生成——米色牛皮纸背景 + 散落胶带与邮戳 + 三张倾斜的「宝丽得」鸟图（Top3 物种按置信度排，散落旋转） + 评分贴纸 + 手写体鸟种名便签 + 品牌字标盖章感；全屏预览后保存到相册，可发朋友圈或分享给好友（每只鸟单独 try/catch 保护，WebView 兼容）。</w:t>
       </w:r>
     </w:p>
     <w:p>

--- a/docs/《林间回响》产品说明书.docx
+++ b/docs/《林间回响》产品说明书.docx
@@ -1814,6 +1814,22 @@
     </w:p>
     <w:p>
       <w:pPr>
+        <w:spacing w:line="360" w:lineRule="auto"/>
+        <w:ind w:firstLine="420"/>
+      </w:pPr>
+      <w:r>
+        <w:rPr>
+          <w:rFonts w:ascii="Times New Roman" w:hAnsi="Times New Roman" w:eastAsia="宋体"/>
+          <w:b w:val="0"/>
+          <w:i w:val="0"/>
+          <w:color w:val="000000"/>
+          <w:sz w:val="21"/>
+        </w:rPr>
+        <w:t>「宝丽得」鸟图采用真实照片：后端脚本 backend/scripts/fetch_bird_photos.py 从 Bing 图片搜索（cn.bing.com）抓取 121 种城市常见鸟真实照片，中心裁剪 320x320 JPEG 质量 82 打包到 frontend/src/assets/birds/（单张 8-30KB，对应 699pic / 696 等带水印图库已加黑名单；加载失败时降级为参数化卡通鸟图，保证零失败）。</w:t>
+      </w:r>
+    </w:p>
+    <w:p>
+      <w:pPr>
         <w:spacing w:before="240" w:after="120"/>
       </w:pPr>
       <w:r>
@@ -1936,7 +1952,7 @@
           <w:color w:val="000000"/>
           <w:sz w:val="21"/>
         </w:rPr>
-        <w:t>卡通鸟插画：按物种配色与特征（冠羽/长尾/长喙/水禽体型）参数化绘制，离线可用、风格统一。</w:t>
+        <w:t>卡通鸟插画（兜底）：按物种配色与特征（冠羽/长尾/长喙/水禽体型）参数化绘制，离线可用、风格统一；仅在真实照片加载失败时使用。</w:t>
       </w:r>
     </w:p>
     <w:p>

--- a/docs/《林间回响》产品说明书.docx
+++ b/docs/《林间回响》产品说明书.docx
@@ -1034,7 +1034,7 @@
           <w:color w:val="000000"/>
           <w:sz w:val="21"/>
         </w:rPr>
-        <w:t>科普教育：内置 121 种常见鸟图鉴与图文使用说明，降低观鸟门槛。</w:t>
+        <w:t>科普教育：内置 122 种常见鸟图鉴与图文使用说明，降低观鸟门槛。</w:t>
       </w:r>
     </w:p>
     <w:p>
@@ -1825,7 +1825,23 @@
           <w:color w:val="000000"/>
           <w:sz w:val="21"/>
         </w:rPr>
-        <w:t>「宝丽得」鸟图采用真实照片：后端脚本 backend/scripts/fetch_bird_photos.py 从 Bing 图片搜索（cn.bing.com）抓取 121 种城市常见鸟真实照片，中心裁剪 320x320 JPEG 质量 82 打包到 frontend/src/assets/birds/（单张 8-30KB，对应 699pic / 696 等带水印图库已加黑名单；加载失败时降级为参数化卡通鸟图，保证零失败）。</w:t>
+        <w:t>「宝丽得」鸟图采用真实照片：后端脚本 backend/scripts/fetch_bird_photos.py 从 Bing 图片搜索（cn.bing.com）抓取 122 种城市常见鸟真实照片（含拟八哥/主红雀），中心裁剪 320x320 JPEG 质量 82 打包到 frontend/src/assets/birds/（单张 8-35KB，总 ~2.4MB）；699pic / zol 等水印图库已加黑名单。识别鸟名与图鉴不一致时走模糊匹配（树麻雀→麻雀、斑鸠→珠颈斑鸠等），仍匹配不到则显示「该鸟暂未收录图鉴」空白占位——**绝不画卡通**（用户明确要求，避免误导）。</w:t>
+      </w:r>
+    </w:p>
+    <w:p>
+      <w:pPr>
+        <w:spacing w:line="360" w:lineRule="auto"/>
+        <w:ind w:firstLine="420"/>
+      </w:pPr>
+      <w:r>
+        <w:rPr>
+          <w:rFonts w:ascii="Times New Roman" w:hAnsi="Times New Roman" w:eastAsia="宋体"/>
+          <w:b w:val="0"/>
+          <w:i w:val="0"/>
+          <w:color w:val="000000"/>
+          <w:sz w:val="21"/>
+        </w:rPr>
+        <w:t>分享卡片可「编辑」：画布占满全屏（手机画板体验），拖空白平移画布、拖元素移动、角柄缩放、上柄旋转、双击改文字，6 套风格一键切换，40%~200% 缩放；保存走系统相册（Android 10+ MediaStore 免权限）。</w:t>
       </w:r>
     </w:p>
     <w:p>
@@ -1936,7 +1952,7 @@
           <w:color w:val="000000"/>
           <w:sz w:val="21"/>
         </w:rPr>
-        <w:t>分享卡片：单条或多条生成「单次录音分享卡片」——录音名/时间/宜居度大分/三维度/Top3 卡通鸟图/全部鸟种/品牌字标，全屏预览后保存到相册（结果详情页右上角「分享」同样可生成）；</w:t>
+        <w:t>分享卡片：单条或多条生成「单次录音分享卡片」——录音名/时间/宜居度大分/三维度/Top3 真实鸟图/全部鸟种/品牌字标，全屏预览后保存到相册（结果详情页右上角「分享」同样可生成），可再点「编辑」进画板式编辑器微调；</w:t>
       </w:r>
     </w:p>
     <w:p>
@@ -1952,7 +1968,7 @@
           <w:color w:val="000000"/>
           <w:sz w:val="21"/>
         </w:rPr>
-        <w:t>卡通鸟插画（兜底）：按物种配色与特征（冠羽/长尾/长喙/水禽体型）参数化绘制，离线可用、风格统一；仅在真实照片加载失败时使用。</w:t>
+        <w:t>真实鸟图：122 种城市常见鸟 Bing 抓取 + 模糊匹配兜底（识别名→图鉴名），无匹配时显示「该鸟暂未收录图鉴」占位，不画卡通。</w:t>
       </w:r>
     </w:p>
     <w:p>
@@ -1983,7 +1999,7 @@
           <w:color w:val="000000"/>
           <w:sz w:val="21"/>
         </w:rPr>
-        <w:t>按置信度阈值（0.30–0.90 滑杆）过滤识别物种，支持按时段（清晨/上午/黄昏/全天）筛选；点击任意鸟名可直接打开鸟种图鉴查看该鸟的百科资料；顶栏「图鉴」可浏览全部 121 种常见鸟。</w:t>
+        <w:t>按置信度阈值（0.30–0.90 滑杆）过滤识别物种，支持按时段（清晨/上午/黄昏/全天）筛选；点击任意鸟名可直接打开鸟种图鉴查看该鸟的百科资料；顶栏「图鉴」可浏览全部 122 种常见鸟。</w:t>
       </w:r>
     </w:p>
     <w:p>
@@ -2138,7 +2154,7 @@
           <w:color w:val="000000"/>
           <w:sz w:val="21"/>
         </w:rPr>
-        <w:t>内置 121 种城市常见鸟百科：中文名/拉丁名、识别特征、生活习性、栖息环境、保护级别。App 与公共网页共用同一份数据（frontend/src/data/birdBook.js），保证口径一致。</w:t>
+        <w:t>内置 122 种城市常见鸟百科：中文名/拉丁名、识别特征、生活习性、栖息环境、保护级别。App 与公共网页共用同一份数据（frontend/src/data/birdBook.js），保证口径一致。</w:t>
       </w:r>
     </w:p>
     <w:p>
